--- a/Quanta, Actually - SERIES/QED Course/chapters/Lesson 38 Quantizing the Electromagnetic Field.docx
+++ b/Quanta, Actually - SERIES/QED Course/chapters/Lesson 38 Quantizing the Electromagnetic Field.docx
@@ -17,7 +17,7 @@
         <w:jc w:val="center"/>
       </w:pPr>
       <w:r>
-        <w:t>Lesson 38 of the Complete Quantum Electrodynamics Course</w:t>
+        <w:t>Lesson 38 of Quantum, Actually, Volume 2: A QED Course</w:t>
       </w:r>
     </w:p>
     <w:p>
@@ -74,7 +74,61 @@
     </w:p>
     <w:p>
       <w:r>
-        <w:t>Lessons 33 and 36 quantized the scalar and Dirac fields by the four steps of Lesson 32 without needing to change the recipe itself. The electromagnetic field resists the same treatment for a reason neither earlier field shares: the Lagrangian ℒ = −(1/4)F_μνF^μν of Lesson 26 is invariant under a whole family of transformations, A_μ → A_μ + ∂_μχ, that change nothing physical. This gauge freedom means the theory has more variables than it needs, and one direct consequence, worked out in Section 1, is that the momentum conjugate to A⁰ vanishes identically: step 2 of canonical quantization, which worked without comment for the other two fields, cannot even be written down for all four components of A_μ without first removing the redundancy.</w:t>
+        <w:t>Lessons 33 and 36 quantized the scalar and Dirac fields by the four steps of Lesson 32 without needing to change the recipe itself. The electromagnetic field resists the same treatment for a reason neither earlier field shares: the Lagrangian ℒ = −(1/4)F</w:t>
+      </w:r>
+      <w:r>
+        <w:rPr>
+          <w:vertAlign w:val="subscript"/>
+        </w:rPr>
+        <w:t>μν</w:t>
+      </w:r>
+      <w:r>
+        <w:t>F</w:t>
+      </w:r>
+      <w:r>
+        <w:rPr>
+          <w:vertAlign w:val="superscript"/>
+        </w:rPr>
+        <w:t>μν</w:t>
+      </w:r>
+      <w:r>
+        <w:t xml:space="preserve"> of Lesson 26 is invariant under a whole family of transformations, A</w:t>
+      </w:r>
+      <w:r>
+        <w:rPr>
+          <w:vertAlign w:val="subscript"/>
+        </w:rPr>
+        <w:t>μ</w:t>
+      </w:r>
+      <w:r>
+        <w:t xml:space="preserve"> → A</w:t>
+      </w:r>
+      <w:r>
+        <w:rPr>
+          <w:vertAlign w:val="subscript"/>
+        </w:rPr>
+        <w:t>μ</w:t>
+      </w:r>
+      <w:r>
+        <w:t xml:space="preserve"> + ∂</w:t>
+      </w:r>
+      <w:r>
+        <w:rPr>
+          <w:vertAlign w:val="subscript"/>
+        </w:rPr>
+        <w:t>μ</w:t>
+      </w:r>
+      <w:r>
+        <w:t>χ, that change nothing physical. This gauge freedom means the theory has more variables than it needs, and one direct consequence, worked out in Section 1, is that the momentum conjugate to A⁰ vanishes identically: step 2 of canonical quantization, which worked without comment for the other two fields, cannot even be written down for all four components of A</w:t>
+      </w:r>
+      <w:r>
+        <w:rPr>
+          <w:vertAlign w:val="subscript"/>
+        </w:rPr>
+        <w:t>μ</w:t>
+      </w:r>
+      <w:r>
+        <w:t xml:space="preserve"> without first removing the redundancy.</w:t>
       </w:r>
     </w:p>
     <w:p>
@@ -95,7 +149,16 @@
         <w:pStyle w:val="ListBullet"/>
       </w:pPr>
       <w:r>
-        <w:t>Show that the momentum conjugate to A⁰ vanishes, and explain why this blocks naive canonical quantization of all four components of A_μ.</w:t>
+        <w:t>Show that the momentum conjugate to A⁰ vanishes, and explain why this blocks naive canonical quantization of all four components of A</w:t>
+      </w:r>
+      <w:r>
+        <w:rPr>
+          <w:vertAlign w:val="subscript"/>
+        </w:rPr>
+        <w:t>μ</w:t>
+      </w:r>
+      <w:r>
+        <w:t>.</w:t>
       </w:r>
     </w:p>
     <w:p>
@@ -235,7 +298,16 @@
           </w:tcPr>
           <w:p>
             <w:r>
-              <w:t>A^μ(x)</w:t>
+              <w:t>A</w:t>
+            </w:r>
+            <w:r>
+              <w:rPr>
+                <w:vertAlign w:val="superscript"/>
+              </w:rPr>
+              <w:t>μ</w:t>
+            </w:r>
+            <w:r>
+              <w:t>(x)</w:t>
             </w:r>
           </w:p>
         </w:tc>
@@ -272,7 +344,16 @@
           </w:tcPr>
           <w:p>
             <w:r>
-              <w:t>ε_λ(k), λ = 1, 2</w:t>
+              <w:t>ε</w:t>
+            </w:r>
+            <w:r>
+              <w:rPr>
+                <w:vertAlign w:val="subscript"/>
+              </w:rPr>
+              <w:t>λ</w:t>
+            </w:r>
+            <w:r>
+              <w:t>(k), λ = 1, 2</w:t>
             </w:r>
           </w:p>
         </w:tc>
@@ -309,7 +390,16 @@
           </w:tcPr>
           <w:p>
             <w:r>
-              <w:t>ω_k = |k|</w:t>
+              <w:t>ω</w:t>
+            </w:r>
+            <w:r>
+              <w:rPr>
+                <w:vertAlign w:val="subscript"/>
+              </w:rPr>
+              <w:t>k</w:t>
+            </w:r>
+            <w:r>
+              <w:t xml:space="preserve"> = |k|</w:t>
             </w:r>
           </w:p>
         </w:tc>
@@ -346,7 +436,25 @@
           </w:tcPr>
           <w:p>
             <w:r>
-              <w:t>a_(k,λ), a_(k,λ)†</w:t>
+              <w:t>a</w:t>
+            </w:r>
+            <w:r>
+              <w:rPr>
+                <w:vertAlign w:val="subscript"/>
+              </w:rPr>
+              <w:t>k,λ</w:t>
+            </w:r>
+            <w:r>
+              <w:t>, a</w:t>
+            </w:r>
+            <w:r>
+              <w:rPr>
+                <w:vertAlign w:val="subscript"/>
+              </w:rPr>
+              <w:t>k,λ</w:t>
+            </w:r>
+            <w:r>
+              <w:t>†</w:t>
             </w:r>
           </w:p>
         </w:tc>
@@ -383,7 +491,22 @@
           </w:tcPr>
           <w:p>
             <w:r>
-              <w:t>E^T, A^T</w:t>
+              <w:t>E</w:t>
+            </w:r>
+            <w:r>
+              <w:rPr>
+                <w:vertAlign w:val="superscript"/>
+              </w:rPr>
+              <w:t>T</w:t>
+            </w:r>
+            <w:r>
+              <w:t>, A</w:t>
+            </w:r>
+            <w:r>
+              <w:rPr>
+                <w:vertAlign w:val="superscript"/>
+              </w:rPr>
+              <w:t>T</w:t>
             </w:r>
           </w:p>
         </w:tc>
@@ -420,7 +543,22 @@
           </w:tcPr>
           <w:p>
             <w:r>
-              <w:t>δ^T_(ij)(x − y)</w:t>
+              <w:t>δ</w:t>
+            </w:r>
+            <w:r>
+              <w:rPr>
+                <w:vertAlign w:val="superscript"/>
+              </w:rPr>
+              <w:t>T</w:t>
+            </w:r>
+            <w:r>
+              <w:rPr>
+                <w:vertAlign w:val="subscript"/>
+              </w:rPr>
+              <w:t>ij</w:t>
+            </w:r>
+            <w:r>
+              <w:t>(x − y)</w:t>
             </w:r>
           </w:p>
         </w:tc>
@@ -438,7 +576,16 @@
           </w:tcPr>
           <w:p>
             <w:r>
-              <w:t>Transverse delta function, δ_ij δ³(x−y) with the longitudinal part removed</w:t>
+              <w:t>Transverse delta function, δ</w:t>
+            </w:r>
+            <w:r>
+              <w:rPr>
+                <w:vertAlign w:val="subscript"/>
+              </w:rPr>
+              <w:t>ij</w:t>
+            </w:r>
+            <w:r>
+              <w:t xml:space="preserve"> δ³(x−y) with the longitudinal part removed</w:t>
             </w:r>
           </w:p>
         </w:tc>
@@ -457,7 +604,25 @@
           </w:tcPr>
           <w:p>
             <w:r>
-              <w:t>|k, λ⟩ = √(2ω_k) a_(k,λ)†|0⟩</w:t>
+              <w:t>|k, λ⟩ = √(2ω</w:t>
+            </w:r>
+            <w:r>
+              <w:rPr>
+                <w:vertAlign w:val="subscript"/>
+              </w:rPr>
+              <w:t>k</w:t>
+            </w:r>
+            <w:r>
+              <w:t>) a</w:t>
+            </w:r>
+            <w:r>
+              <w:rPr>
+                <w:vertAlign w:val="subscript"/>
+              </w:rPr>
+              <w:t>k,λ</w:t>
+            </w:r>
+            <w:r>
+              <w:t>†|0⟩</w:t>
             </w:r>
           </w:p>
         </w:tc>
@@ -494,7 +659,13 @@
           </w:tcPr>
           <w:p>
             <w:r>
-              <w:t>−g^μν</w:t>
+              <w:t>−g</w:t>
+            </w:r>
+            <w:r>
+              <w:rPr>
+                <w:vertAlign w:val="superscript"/>
+              </w:rPr>
+              <w:t>μν</w:t>
             </w:r>
           </w:p>
         </w:tc>
@@ -518,6 +689,94 @@
         </w:tc>
       </w:tr>
     </w:tbl>
+    <w:tbl>
+      <w:tblPr>
+        <w:tblW w:type="auto" w:w="0"/>
+        <w:jc w:val="center"/>
+        <w:tblLayout w:type="fixed"/>
+        <w:tblLook w:firstColumn="1" w:firstRow="1" w:lastColumn="0" w:lastRow="0" w:noHBand="0" w:noVBand="1" w:val="04A0"/>
+        <w:tblBorders>
+          <w:top w:val="single" w:sz="8" w:color="7FA7CF"/>
+          <w:left w:val="single" w:sz="8" w:color="7FA7CF"/>
+          <w:bottom w:val="single" w:sz="8" w:color="7FA7CF"/>
+          <w:right w:val="single" w:sz="8" w:color="7FA7CF"/>
+        </w:tblBorders>
+      </w:tblPr>
+      <w:tblGrid>
+        <w:gridCol w:w="9392"/>
+      </w:tblGrid>
+      <w:tr>
+        <w:tc>
+          <w:tcPr>
+            <w:tcW w:type="dxa" w:w="9392"/>
+            <w:shd w:fill="F3F7FB"/>
+            <w:tcMar>
+              <w:top w:w="140" w:type="dxa"/>
+              <w:start w:w="140" w:type="dxa"/>
+              <w:bottom w:w="140" w:type="dxa"/>
+              <w:end w:w="140" w:type="dxa"/>
+            </w:tcMar>
+          </w:tcPr>
+          <w:p>
+            <w:r>
+              <w:rPr>
+                <w:b/>
+                <w:color w:val="1F4E78"/>
+              </w:rPr>
+              <w:t>First pass: the result before the derivation</w:t>
+            </w:r>
+          </w:p>
+          <w:p>
+            <w:pPr>
+              <w:spacing w:after="60"/>
+            </w:pPr>
+            <w:r>
+              <w:t>Gauge freedom removes two of the four components of A</w:t>
+            </w:r>
+            <w:r>
+              <w:rPr>
+                <w:vertAlign w:val="subscript"/>
+              </w:rPr>
+              <w:t>μ</w:t>
+            </w:r>
+            <w:r>
+              <w:t>; in Coulomb gauge the photon has two transverse polarizations, each an oscillator with a†</w:t>
+            </w:r>
+            <w:r>
+              <w:rPr>
+                <w:vertAlign w:val="subscript"/>
+              </w:rPr>
+              <w:t>k</w:t>
+            </w:r>
+            <w:r>
+              <w:t>λ, a</w:t>
+            </w:r>
+            <w:r>
+              <w:rPr>
+                <w:vertAlign w:val="subscript"/>
+              </w:rPr>
+              <w:t>k</w:t>
+            </w:r>
+            <w:r>
+              <w:t>λ.</w:t>
+            </w:r>
+          </w:p>
+          <w:p>
+            <w:pPr>
+              <w:spacing w:after="60"/>
+            </w:pPr>
+            <w:r>
+              <w:t>Two polarizations per momentum is the photon of Prologues 1–6, now as a quantized field. Lesson 71 returns to the gauge choice covariantly.</w:t>
+            </w:r>
+          </w:p>
+        </w:tc>
+      </w:tr>
+    </w:tbl>
+    <w:p>
+      <w:pPr>
+        <w:spacing w:after="80"/>
+      </w:pPr>
+    </w:p>
     <w:p>
       <w:pPr>
         <w:pStyle w:val="Heading2"/>
@@ -536,7 +795,70 @@
     </w:p>
     <w:p>
       <w:r>
-        <w:t>Lesson 27's general rule gives the momentum conjugate to A_ν as π^ν = ∂ℒ/∂(∂_0A_ν) = −F^(0ν) (Exercise 1 checks the sign). For ν = 0, F^(00) = 0 identically, since F_μν is antisymmetric, so</w:t>
+        <w:t>Lesson 27's general rule gives the momentum conjugate to A</w:t>
+      </w:r>
+      <w:r>
+        <w:rPr>
+          <w:vertAlign w:val="subscript"/>
+        </w:rPr>
+        <w:t>ν</w:t>
+      </w:r>
+      <w:r>
+        <w:t xml:space="preserve"> as π</w:t>
+      </w:r>
+      <w:r>
+        <w:rPr>
+          <w:vertAlign w:val="superscript"/>
+        </w:rPr>
+        <w:t>ν</w:t>
+      </w:r>
+      <w:r>
+        <w:t xml:space="preserve"> = ∂ℒ/∂(∂</w:t>
+      </w:r>
+      <w:r>
+        <w:rPr>
+          <w:vertAlign w:val="subscript"/>
+        </w:rPr>
+        <w:t>0</w:t>
+      </w:r>
+      <w:r>
+        <w:t>A</w:t>
+      </w:r>
+      <w:r>
+        <w:rPr>
+          <w:vertAlign w:val="subscript"/>
+        </w:rPr>
+        <w:t>ν</w:t>
+      </w:r>
+      <w:r>
+        <w:t>) = −F</w:t>
+      </w:r>
+      <w:r>
+        <w:rPr>
+          <w:vertAlign w:val="superscript"/>
+        </w:rPr>
+        <w:t>0ν</w:t>
+      </w:r>
+      <w:r>
+        <w:t xml:space="preserve"> (Exercise 1 checks the sign). For ν = 0, F</w:t>
+      </w:r>
+      <w:r>
+        <w:rPr>
+          <w:vertAlign w:val="superscript"/>
+        </w:rPr>
+        <w:t>(00)</w:t>
+      </w:r>
+      <w:r>
+        <w:t xml:space="preserve"> = 0 identically, since F</w:t>
+      </w:r>
+      <w:r>
+        <w:rPr>
+          <w:vertAlign w:val="subscript"/>
+        </w:rPr>
+        <w:t>μν</w:t>
+      </w:r>
+      <w:r>
+        <w:t xml:space="preserve"> is antisymmetric, so</w:t>
       </w:r>
     </w:p>
     <w:p>
@@ -587,7 +909,34 @@
     </w:p>
     <w:p>
       <w:r>
-        <w:t>This holds for every field configuration, not just on shell: there is no term in ℒ = (1/2)(E² − B²) containing Ȧ⁰ at all, exactly the situation Lesson 26, Section 5.3, met for ψ† in the Dirac Lagrangian, and exactly the definition of a constrained system from Lesson 6, Section 1.1. For ν = i, π^i = −F^(0i) = E^i (Exercise 2), so the spatial components do have honest momenta; it is specifically A⁰ that has none.</w:t>
+        <w:t>This holds for every field configuration, not just on shell: there is no term in ℒ = (1/2)(E² − B²) containing Ȧ⁰ at all, exactly the situation Lesson 26, Section 5.3, met for ψ† in the Dirac Lagrangian, and exactly the definition of a constrained system from Lesson 6, Section 1.1. For ν = i, π</w:t>
+      </w:r>
+      <w:r>
+        <w:rPr>
+          <w:vertAlign w:val="superscript"/>
+        </w:rPr>
+        <w:t>i</w:t>
+      </w:r>
+      <w:r>
+        <w:t xml:space="preserve"> = −F</w:t>
+      </w:r>
+      <w:r>
+        <w:rPr>
+          <w:vertAlign w:val="superscript"/>
+        </w:rPr>
+        <w:t>0i</w:t>
+      </w:r>
+      <w:r>
+        <w:t xml:space="preserve"> = E</w:t>
+      </w:r>
+      <w:r>
+        <w:rPr>
+          <w:vertAlign w:val="superscript"/>
+        </w:rPr>
+        <w:t>i</w:t>
+      </w:r>
+      <w:r>
+        <w:t xml:space="preserve"> (Exercise 2), so the spatial components do have honest momenta; it is specifically A⁰ that has none.</w:t>
       </w:r>
     </w:p>
     <w:p>
@@ -600,7 +949,61 @@
     </w:p>
     <w:p>
       <w:r>
-        <w:t>Step 2 of canonical quantization postulates [φ̂, π̂] = iδ³ for each pair of conjugate variables. With π^0 ≡ 0, there is nothing to set equal to i times anything for the pair (A⁰, π^0); imposing [Â⁰, 0] = iδ³ is not merely unhelpful, it is false, since the left side is identically zero while the right side is not. A second difficulty compounds the first: even the three spatial components A^i are not all independent, because A_μ → A_μ + ∂_μχ changes none of the physics (Lesson 8, Section 3), so a naive quantization of all four components would quantize more degrees of freedom than the theory actually has, and would then need some further principle to remove the unphysical ones. Both difficulties trace to the same source, gauge invariance, and both are resolved by fixing a gauge before quantizing.</w:t>
+        <w:t>Step 2 of canonical quantization postulates [φ̂, π̂] = iδ³ for each pair of conjugate variables. With π</w:t>
+      </w:r>
+      <w:r>
+        <w:rPr>
+          <w:vertAlign w:val="superscript"/>
+        </w:rPr>
+        <w:t>0</w:t>
+      </w:r>
+      <w:r>
+        <w:t xml:space="preserve"> ≡ 0, there is nothing to set equal to i times anything for the pair (A⁰, π</w:t>
+      </w:r>
+      <w:r>
+        <w:rPr>
+          <w:vertAlign w:val="superscript"/>
+        </w:rPr>
+        <w:t>0</w:t>
+      </w:r>
+      <w:r>
+        <w:t>); imposing [Â⁰, 0] = iδ³ is not merely unhelpful, it is false, since the left side is identically zero while the right side is not. A second difficulty compounds the first: even the three spatial components A</w:t>
+      </w:r>
+      <w:r>
+        <w:rPr>
+          <w:vertAlign w:val="superscript"/>
+        </w:rPr>
+        <w:t>i</w:t>
+      </w:r>
+      <w:r>
+        <w:t xml:space="preserve"> are not all independent, because A</w:t>
+      </w:r>
+      <w:r>
+        <w:rPr>
+          <w:vertAlign w:val="subscript"/>
+        </w:rPr>
+        <w:t>μ</w:t>
+      </w:r>
+      <w:r>
+        <w:t xml:space="preserve"> → A</w:t>
+      </w:r>
+      <w:r>
+        <w:rPr>
+          <w:vertAlign w:val="subscript"/>
+        </w:rPr>
+        <w:t>μ</w:t>
+      </w:r>
+      <w:r>
+        <w:t xml:space="preserve"> + ∂</w:t>
+      </w:r>
+      <w:r>
+        <w:rPr>
+          <w:vertAlign w:val="subscript"/>
+        </w:rPr>
+        <w:t>μ</w:t>
+      </w:r>
+      <w:r>
+        <w:t>χ changes none of the physics (Lesson 8, Section 3), so a naive quantization of all four components would quantize more degrees of freedom than the theory actually has, and would then need some further principle to remove the unphysical ones. Both difficulties trace to the same source, gauge invariance, and both are resolved by fixing a gauge before quantizing.</w:t>
       </w:r>
     </w:p>
     <w:p>
@@ -613,7 +1016,16 @@
     </w:p>
     <w:p>
       <w:r>
-        <w:t>One route keeps all four components of A_μ and adds an extra term to the Lagrangian that breaks gauge invariance just enough to make every component well-posed, at the cost of an indefinite-norm state space that must be corrected by hand; this covariant approach is more efficient for the multi-loop calculations of Part IX and is taken up in Lesson 71. The route followed here instead removes the redundant components before quantizing at all, by fixing the Coulomb gauge, as Lesson 8, Section 6, did classically. It sacrifices manifest covariance, since the Coulomb gauge condition singles out a preferred time direction, but every physical prediction computed in it agrees with the covariant treatment, and it makes the physical content, two transverse photon polarizations, visible from the start.</w:t>
+        <w:t>One route keeps all four components of A</w:t>
+      </w:r>
+      <w:r>
+        <w:rPr>
+          <w:vertAlign w:val="subscript"/>
+        </w:rPr>
+        <w:t>μ</w:t>
+      </w:r>
+      <w:r>
+        <w:t xml:space="preserve"> and adds an extra term to the Lagrangian that breaks gauge invariance just enough to make every component well-posed, at the cost of an indefinite-norm state space that must be corrected by hand; this covariant approach is more efficient for the multi-loop calculations of Part IX and is taken up in Lesson 71. The route followed here instead removes the redundant components before quantizing at all, by fixing the Coulomb gauge, as Lesson 8, Section 6, did classically. It sacrifices manifest covariance, since the Coulomb gauge condition singles out a preferred time direction, but every physical prediction computed in it agrees with the covariant treatment, and it makes the physical content, two transverse photon polarizations, visible from the start.</w:t>
       </w:r>
     </w:p>
     <w:p>
@@ -634,7 +1046,16 @@
     </w:p>
     <w:p>
       <w:r>
-        <w:t>In the absence of sources, impose A⁰ = 0 and ∇·A = 0 (Lesson 8, Section 6.1, specialized to the source-free case, where the instantaneous Coulomb potential φ sourced by ρ = 0 can also be set to zero). The free-field equation of motion, □A^μ = 0 in the Lorenz-type form of Lesson 8, Section 4.1, reduces in this gauge to</w:t>
+        <w:t>In the absence of sources, impose A⁰ = 0 and ∇·A = 0 (Lesson 8, Section 6.1, specialized to the source-free case, where the instantaneous Coulomb potential φ sourced by ρ = 0 can also be set to zero). The free-field equation of motion, □A</w:t>
+      </w:r>
+      <w:r>
+        <w:rPr>
+          <w:vertAlign w:val="superscript"/>
+        </w:rPr>
+        <w:t>μ</w:t>
+      </w:r>
+      <w:r>
+        <w:t xml:space="preserve"> = 0 in the Lorenz-type form of Lesson 8, Section 4.1, reduces in this gauge to</w:t>
       </w:r>
     </w:p>
     <w:p>
@@ -746,7 +1167,16 @@
     </w:p>
     <w:p>
       <w:r>
-        <w:t>Only the three components A^i remain, subject to the one constraint ∇·A = 0, leaving two independent field components at each spatial point, matching the count anticipated in Lesson 8, Section 6.2, and Lesson 7, Section 5.3.</w:t>
+        <w:t>Only the three components A</w:t>
+      </w:r>
+      <w:r>
+        <w:rPr>
+          <w:vertAlign w:val="superscript"/>
+        </w:rPr>
+        <w:t>i</w:t>
+      </w:r>
+      <w:r>
+        <w:t xml:space="preserve"> remain, subject to the one constraint ∇·A = 0, leaving two independent field components at each spatial point, matching the count anticipated in Lesson 8, Section 6.2, and Lesson 7, Section 5.3.</w:t>
       </w:r>
     </w:p>
     <w:p>
@@ -759,7 +1189,61 @@
     </w:p>
     <w:p>
       <w:r>
-        <w:t>For a plane-wave component with wave vector k, ∇·A = 0 becomes k·A(k) = 0: the Fourier coefficient is transverse to k, exactly the transversality condition k·E₀ = 0 found directly from the Maxwell equations in Lesson 7, Section 5.2. Introduce two real unit vectors ε_1(k), ε_2(k), orthogonal to each other and to k̂, so that {ε_1(k), ε_2(k), k̂} form a right-handed orthonormal triad at every k. Any transverse vector at that k is a linear combination of ε_1(k) and ε_2(k) alone.</w:t>
+        <w:t>For a plane-wave component with wave vector k, ∇·A = 0 becomes k·A(k) = 0: the Fourier coefficient is transverse to k, exactly the transversality condition k·E₀ = 0 found directly from the Maxwell equations in Lesson 7, Section 5.2. Introduce two real unit vectors ε</w:t>
+      </w:r>
+      <w:r>
+        <w:rPr>
+          <w:vertAlign w:val="subscript"/>
+        </w:rPr>
+        <w:t>1</w:t>
+      </w:r>
+      <w:r>
+        <w:t>(k), ε</w:t>
+      </w:r>
+      <w:r>
+        <w:rPr>
+          <w:vertAlign w:val="subscript"/>
+        </w:rPr>
+        <w:t>2</w:t>
+      </w:r>
+      <w:r>
+        <w:t>(k), orthogonal to each other and to k̂, so that {ε</w:t>
+      </w:r>
+      <w:r>
+        <w:rPr>
+          <w:vertAlign w:val="subscript"/>
+        </w:rPr>
+        <w:t>1</w:t>
+      </w:r>
+      <w:r>
+        <w:t>(k), ε</w:t>
+      </w:r>
+      <w:r>
+        <w:rPr>
+          <w:vertAlign w:val="subscript"/>
+        </w:rPr>
+        <w:t>2</w:t>
+      </w:r>
+      <w:r>
+        <w:t>(k), k̂} form a right-handed orthonormal triad at every k. Any transverse vector at that k is a linear combination of ε</w:t>
+      </w:r>
+      <w:r>
+        <w:rPr>
+          <w:vertAlign w:val="subscript"/>
+        </w:rPr>
+        <w:t>1</w:t>
+      </w:r>
+      <w:r>
+        <w:t>(k) and ε</w:t>
+      </w:r>
+      <w:r>
+        <w:rPr>
+          <w:vertAlign w:val="subscript"/>
+        </w:rPr>
+        <w:t>2</w:t>
+      </w:r>
+      <w:r>
+        <w:t>(k) alone.</w:t>
       </w:r>
     </w:p>
     <w:p>
@@ -900,7 +1384,97 @@
     </w:p>
     <w:p>
       <w:r>
-        <w:t>For k along the z axis, exhibit an explicit choice of polarization vectors and verify orthogonality and transversality. Take ε_1(k) = x̂ and ε_2(k) = ŷ. Then ε_1·k = 0 and ε_2·k = 0 since k = kẑ, and ε_1·ε_2 = x̂·ŷ = 0, with ε_1·ε_1 = ε_2·ε_2 = 1. This is the same pair of directions used to decompose a plane wave's polarization in Lesson 7, Section 5.3, now attached to a specific momentum direction rather than a fixed axis.</w:t>
+        <w:t>For k along the z axis, exhibit an explicit choice of polarization vectors and verify orthogonality and transversality. Take ε</w:t>
+      </w:r>
+      <w:r>
+        <w:rPr>
+          <w:vertAlign w:val="subscript"/>
+        </w:rPr>
+        <w:t>1</w:t>
+      </w:r>
+      <w:r>
+        <w:t>(k) = x̂ and ε</w:t>
+      </w:r>
+      <w:r>
+        <w:rPr>
+          <w:vertAlign w:val="subscript"/>
+        </w:rPr>
+        <w:t>2</w:t>
+      </w:r>
+      <w:r>
+        <w:t>(k) = ŷ. Then ε</w:t>
+      </w:r>
+      <w:r>
+        <w:rPr>
+          <w:vertAlign w:val="subscript"/>
+        </w:rPr>
+        <w:t>1</w:t>
+      </w:r>
+      <w:r>
+        <w:t>·k = 0 and ε</w:t>
+      </w:r>
+      <w:r>
+        <w:rPr>
+          <w:vertAlign w:val="subscript"/>
+        </w:rPr>
+        <w:t>2</w:t>
+      </w:r>
+      <w:r>
+        <w:t>·k = 0 since k = kẑ, and ε</w:t>
+      </w:r>
+      <w:r>
+        <w:rPr>
+          <w:vertAlign w:val="subscript"/>
+        </w:rPr>
+        <w:t>1</w:t>
+      </w:r>
+      <w:r>
+        <w:t>·ε</w:t>
+      </w:r>
+      <w:r>
+        <w:rPr>
+          <w:vertAlign w:val="subscript"/>
+        </w:rPr>
+        <w:t>2</w:t>
+      </w:r>
+      <w:r>
+        <w:t xml:space="preserve"> = x̂·ŷ = 0, with ε</w:t>
+      </w:r>
+      <w:r>
+        <w:rPr>
+          <w:vertAlign w:val="subscript"/>
+        </w:rPr>
+        <w:t>1</w:t>
+      </w:r>
+      <w:r>
+        <w:t>·ε</w:t>
+      </w:r>
+      <w:r>
+        <w:rPr>
+          <w:vertAlign w:val="subscript"/>
+        </w:rPr>
+        <w:t>1</w:t>
+      </w:r>
+      <w:r>
+        <w:t xml:space="preserve"> = ε</w:t>
+      </w:r>
+      <w:r>
+        <w:rPr>
+          <w:vertAlign w:val="subscript"/>
+        </w:rPr>
+        <w:t>2</w:t>
+      </w:r>
+      <w:r>
+        <w:t>·ε</w:t>
+      </w:r>
+      <w:r>
+        <w:rPr>
+          <w:vertAlign w:val="subscript"/>
+        </w:rPr>
+        <w:t>2</w:t>
+      </w:r>
+      <w:r>
+        <w:t xml:space="preserve"> = 1. This is the same pair of directions used to decompose a plane wave's polarization in Lesson 7, Section 5.3, now attached to a specific momentum direction rather than a fixed axis.</w:t>
       </w:r>
     </w:p>
     <w:p>
@@ -1259,7 +1833,67 @@
     </w:p>
     <w:p>
       <w:r>
-        <w:t>with k·x = ω_kt − k·x as in Lesson 4, and the reality of A^i (A is a Hermitian operator, since it represents a real classical field) built in by using the same real ε_λ^i(k) in both terms, as the real scalar field of Lesson 33, Section 2.1, used the same structure. By construction, ∂_iA^i = 0 term by term, since each ε_λ(k)·k = 0, so the gauge condition holds automatically once the expansion is written this way; nothing further needs to be imposed.</w:t>
+        <w:t>with k·x = ω</w:t>
+      </w:r>
+      <w:r>
+        <w:rPr>
+          <w:vertAlign w:val="subscript"/>
+        </w:rPr>
+        <w:t>k</w:t>
+      </w:r>
+      <w:r>
+        <w:t>t − k·x as in Lesson 4, and the reality of A</w:t>
+      </w:r>
+      <w:r>
+        <w:rPr>
+          <w:vertAlign w:val="superscript"/>
+        </w:rPr>
+        <w:t>i</w:t>
+      </w:r>
+      <w:r>
+        <w:t xml:space="preserve"> (A is a Hermitian operator, since it represents a real classical field) built in by using the same real ε</w:t>
+      </w:r>
+      <w:r>
+        <w:rPr>
+          <w:vertAlign w:val="subscript"/>
+        </w:rPr>
+        <w:t>λ</w:t>
+      </w:r>
+      <w:r>
+        <w:rPr>
+          <w:vertAlign w:val="superscript"/>
+        </w:rPr>
+        <w:t>i</w:t>
+      </w:r>
+      <w:r>
+        <w:t>(k) in both terms, as the real scalar field of Lesson 33, Section 2.1, used the same structure. By construction, ∂</w:t>
+      </w:r>
+      <w:r>
+        <w:rPr>
+          <w:vertAlign w:val="subscript"/>
+        </w:rPr>
+        <w:t>i</w:t>
+      </w:r>
+      <w:r>
+        <w:t>A</w:t>
+      </w:r>
+      <w:r>
+        <w:rPr>
+          <w:vertAlign w:val="superscript"/>
+        </w:rPr>
+        <w:t>i</w:t>
+      </w:r>
+      <w:r>
+        <w:t xml:space="preserve"> = 0 term by term, since each ε</w:t>
+      </w:r>
+      <w:r>
+        <w:rPr>
+          <w:vertAlign w:val="subscript"/>
+        </w:rPr>
+        <w:t>λ</w:t>
+      </w:r>
+      <w:r>
+        <w:t>(k)·k = 0, so the gauge condition holds automatically once the expansion is written this way; nothing further needs to be imposed.</w:t>
       </w:r>
     </w:p>
     <w:p>
@@ -1581,7 +2215,25 @@
     </w:p>
     <w:p>
       <w:r>
-        <w:t>This is E^T, the transverse electric field, and it is the momentum conjugate to A^i found in Section 1.1. The magnetic field B = ∇×A follows in the same way from spatial derivatives of the expansion and is not needed explicitly in what follows.</w:t>
+        <w:t>This is E</w:t>
+      </w:r>
+      <w:r>
+        <w:rPr>
+          <w:vertAlign w:val="superscript"/>
+        </w:rPr>
+        <w:t>T</w:t>
+      </w:r>
+      <w:r>
+        <w:t>, the transverse electric field, and it is the momentum conjugate to A</w:t>
+      </w:r>
+      <w:r>
+        <w:rPr>
+          <w:vertAlign w:val="superscript"/>
+        </w:rPr>
+        <w:t>i</w:t>
+      </w:r>
+      <w:r>
+        <w:t xml:space="preserve"> found in Section 1.1. The magnetic field B = ∇×A follows in the same way from spatial derivatives of the expansion and is not needed explicitly in what follows.</w:t>
       </w:r>
     </w:p>
     <w:p>
@@ -1595,7 +2247,61 @@
     </w:p>
     <w:p>
       <w:r>
-        <w:t>Verify that A^i(x) as given is a solution of (∂_t² − ∇²)A^i = 0. Each plane wave e^(∓ik·x) satisfies this equation exactly when ω_k² = |k|², the massless dispersion relation of Lesson 3, Section 5.4 (m = 0), which is built into the definition ω_k = |k|. The check is identical in form to Lesson 18, Worked example 1, specialized to zero mass.</w:t>
+        <w:t>Verify that A</w:t>
+      </w:r>
+      <w:r>
+        <w:rPr>
+          <w:vertAlign w:val="superscript"/>
+        </w:rPr>
+        <w:t>i</w:t>
+      </w:r>
+      <w:r>
+        <w:t>(x) as given is a solution of (∂</w:t>
+      </w:r>
+      <w:r>
+        <w:rPr>
+          <w:vertAlign w:val="subscript"/>
+        </w:rPr>
+        <w:t>t</w:t>
+      </w:r>
+      <w:r>
+        <w:t>² − ∇²)A</w:t>
+      </w:r>
+      <w:r>
+        <w:rPr>
+          <w:vertAlign w:val="superscript"/>
+        </w:rPr>
+        <w:t>i</w:t>
+      </w:r>
+      <w:r>
+        <w:t xml:space="preserve"> = 0. Each plane wave e</w:t>
+      </w:r>
+      <w:r>
+        <w:rPr>
+          <w:vertAlign w:val="superscript"/>
+        </w:rPr>
+        <w:t>∓ik·x</w:t>
+      </w:r>
+      <w:r>
+        <w:t xml:space="preserve"> satisfies this equation exactly when ω</w:t>
+      </w:r>
+      <w:r>
+        <w:rPr>
+          <w:vertAlign w:val="subscript"/>
+        </w:rPr>
+        <w:t>k</w:t>
+      </w:r>
+      <w:r>
+        <w:t>² = |k|², the massless dispersion relation of Lesson 3, Section 5.4 (m = 0), which is built into the definition ω</w:t>
+      </w:r>
+      <w:r>
+        <w:rPr>
+          <w:vertAlign w:val="subscript"/>
+        </w:rPr>
+        <w:t>k</w:t>
+      </w:r>
+      <w:r>
+        <w:t xml:space="preserve"> = |k|. The check is identical in form to Lesson 18, Worked example 1, specialized to zero mass.</w:t>
       </w:r>
     </w:p>
     <w:p>
@@ -2169,7 +2875,73 @@
     </w:p>
     <w:p>
       <w:r>
-        <w:t>The polarization sum Σ_λ ε_λ^i(k)ε_λ^j(k) is not δ^(ij): it is the projector onto the plane transverse to k, since ε_1, ε_2, and k̂ form a complete orthonormal set (Lesson 1, Section 3.3, applied to three dimensions).</w:t>
+        <w:t>The polarization sum Σ</w:t>
+      </w:r>
+      <w:r>
+        <w:rPr>
+          <w:vertAlign w:val="subscript"/>
+        </w:rPr>
+        <w:t>λ</w:t>
+      </w:r>
+      <w:r>
+        <w:t xml:space="preserve"> ε</w:t>
+      </w:r>
+      <w:r>
+        <w:rPr>
+          <w:vertAlign w:val="subscript"/>
+        </w:rPr>
+        <w:t>λ</w:t>
+      </w:r>
+      <w:r>
+        <w:rPr>
+          <w:vertAlign w:val="superscript"/>
+        </w:rPr>
+        <w:t>i</w:t>
+      </w:r>
+      <w:r>
+        <w:t>(k)ε</w:t>
+      </w:r>
+      <w:r>
+        <w:rPr>
+          <w:vertAlign w:val="subscript"/>
+        </w:rPr>
+        <w:t>λ</w:t>
+      </w:r>
+      <w:r>
+        <w:rPr>
+          <w:vertAlign w:val="superscript"/>
+        </w:rPr>
+        <w:t>j</w:t>
+      </w:r>
+      <w:r>
+        <w:t>(k) is not δ</w:t>
+      </w:r>
+      <w:r>
+        <w:rPr>
+          <w:vertAlign w:val="superscript"/>
+        </w:rPr>
+        <w:t>ij</w:t>
+      </w:r>
+      <w:r>
+        <w:t>: it is the projector onto the plane transverse to k, since ε</w:t>
+      </w:r>
+      <w:r>
+        <w:rPr>
+          <w:vertAlign w:val="subscript"/>
+        </w:rPr>
+        <w:t>1</w:t>
+      </w:r>
+      <w:r>
+        <w:t>, ε</w:t>
+      </w:r>
+      <w:r>
+        <w:rPr>
+          <w:vertAlign w:val="subscript"/>
+        </w:rPr>
+        <w:t>2</w:t>
+      </w:r>
+      <w:r>
+        <w:t>, and k̂ form a complete orthonormal set (Lesson 1, Section 3.3, applied to three dimensions).</w:t>
       </w:r>
     </w:p>
     <w:p>
@@ -2309,7 +3081,94 @@
     </w:p>
     <w:p>
       <w:r>
-        <w:t>Substituting into Section 4.1's result gives [A^i(t,x), E^j(t,y)] = i[δ^(ij)δ³(x−y) − ∫(d³k/(2π)³)k̂^ik̂^j e^(ik·(x−y))], a modified delta function with its longitudinal part subtracted, called the transverse delta function δ^T_(ij)(x−y). This is not an error; it is the correct canonical commutator for a constrained system quantized after the constraint has been solved, since A^i and E^j, both already transverse by construction (Section 2.2), cannot be canonically conjugate in the naive, unconstrained sense used for an unconstrained field like the real scalar of Lesson 33. The appearance of exactly the transverse projector, rather than the full delta function, is the direct fingerprint, at the level of the canonical commutator, of the gauge-fixing performed in Section 2.</w:t>
+        <w:t>Substituting into Section 4.1's result gives [A</w:t>
+      </w:r>
+      <w:r>
+        <w:rPr>
+          <w:vertAlign w:val="superscript"/>
+        </w:rPr>
+        <w:t>i</w:t>
+      </w:r>
+      <w:r>
+        <w:t>(t,x), E</w:t>
+      </w:r>
+      <w:r>
+        <w:rPr>
+          <w:vertAlign w:val="superscript"/>
+        </w:rPr>
+        <w:t>j</w:t>
+      </w:r>
+      <w:r>
+        <w:t>(t,y)] = i[δ</w:t>
+      </w:r>
+      <w:r>
+        <w:rPr>
+          <w:vertAlign w:val="superscript"/>
+        </w:rPr>
+        <w:t>ij</w:t>
+      </w:r>
+      <w:r>
+        <w:t>δ³(x−y) − ∫(d³k/(2π)³)k̂</w:t>
+      </w:r>
+      <w:r>
+        <w:rPr>
+          <w:vertAlign w:val="superscript"/>
+        </w:rPr>
+        <w:t>i</w:t>
+      </w:r>
+      <w:r>
+        <w:t>k̂</w:t>
+      </w:r>
+      <w:r>
+        <w:rPr>
+          <w:vertAlign w:val="superscript"/>
+        </w:rPr>
+        <w:t>j</w:t>
+      </w:r>
+      <w:r>
+        <w:t xml:space="preserve"> e</w:t>
+      </w:r>
+      <w:r>
+        <w:rPr>
+          <w:vertAlign w:val="superscript"/>
+        </w:rPr>
+        <w:t>ik·(x−y)</w:t>
+      </w:r>
+      <w:r>
+        <w:t>], a modified delta function with its longitudinal part subtracted, called the transverse delta function δ</w:t>
+      </w:r>
+      <w:r>
+        <w:rPr>
+          <w:vertAlign w:val="superscript"/>
+        </w:rPr>
+        <w:t>T</w:t>
+      </w:r>
+      <w:r>
+        <w:rPr>
+          <w:vertAlign w:val="subscript"/>
+        </w:rPr>
+        <w:t>ij</w:t>
+      </w:r>
+      <w:r>
+        <w:t>(x−y). This is not an error; it is the correct canonical commutator for a constrained system quantized after the constraint has been solved, since A</w:t>
+      </w:r>
+      <w:r>
+        <w:rPr>
+          <w:vertAlign w:val="superscript"/>
+        </w:rPr>
+        <w:t>i</w:t>
+      </w:r>
+      <w:r>
+        <w:t xml:space="preserve"> and E</w:t>
+      </w:r>
+      <w:r>
+        <w:rPr>
+          <w:vertAlign w:val="superscript"/>
+        </w:rPr>
+        <w:t>j</w:t>
+      </w:r>
+      <w:r>
+        <w:t>, both already transverse by construction (Section 2.2), cannot be canonically conjugate in the naive, unconstrained sense used for an unconstrained field like the real scalar of Lesson 33. The appearance of exactly the transverse projector, rather than the full delta function, is the direct fingerprint, at the level of the canonical commutator, of the gauge-fixing performed in Section 2.</w:t>
       </w:r>
     </w:p>
     <w:p>
@@ -2323,7 +3182,91 @@
     </w:p>
     <w:p>
       <w:r>
-        <w:t>Confirm the polarization sum identity of Section 4.2 using the explicit vectors of Worked example 1. With ε_1 = x̂, ε_2 = ŷ, and k̂ = ẑ, Σ_λ ε_λ^iε_λ^j has nonzero entries only for i, j ∈ {1, 2} (the x and y directions), each equal to 1 on the diagonal, matching δ^(ij) − k̂^ik̂^j, which equals 1 for i = j ∈ {1,2}, 0 for i = j = 3 (since k̂³k̂³ = 1 there), and 0 for i ≠ j, as the direct sum gives.</w:t>
+        <w:t>Confirm the polarization sum identity of Section 4.2 using the explicit vectors of Worked example 1. With ε</w:t>
+      </w:r>
+      <w:r>
+        <w:rPr>
+          <w:vertAlign w:val="subscript"/>
+        </w:rPr>
+        <w:t>1</w:t>
+      </w:r>
+      <w:r>
+        <w:t xml:space="preserve"> = x̂, ε</w:t>
+      </w:r>
+      <w:r>
+        <w:rPr>
+          <w:vertAlign w:val="subscript"/>
+        </w:rPr>
+        <w:t>2</w:t>
+      </w:r>
+      <w:r>
+        <w:t xml:space="preserve"> = ŷ, and k̂ = ẑ, Σ</w:t>
+      </w:r>
+      <w:r>
+        <w:rPr>
+          <w:vertAlign w:val="subscript"/>
+        </w:rPr>
+        <w:t>λ</w:t>
+      </w:r>
+      <w:r>
+        <w:t xml:space="preserve"> ε</w:t>
+      </w:r>
+      <w:r>
+        <w:rPr>
+          <w:vertAlign w:val="subscript"/>
+        </w:rPr>
+        <w:t>λ</w:t>
+      </w:r>
+      <w:r>
+        <w:rPr>
+          <w:vertAlign w:val="superscript"/>
+        </w:rPr>
+        <w:t>i</w:t>
+      </w:r>
+      <w:r>
+        <w:t>ε</w:t>
+      </w:r>
+      <w:r>
+        <w:rPr>
+          <w:vertAlign w:val="subscript"/>
+        </w:rPr>
+        <w:t>λ</w:t>
+      </w:r>
+      <w:r>
+        <w:rPr>
+          <w:vertAlign w:val="superscript"/>
+        </w:rPr>
+        <w:t>j</w:t>
+      </w:r>
+      <w:r>
+        <w:t xml:space="preserve"> has nonzero entries only for i, j ∈ {1, 2} (the x and y directions), each equal to 1 on the diagonal, matching δ</w:t>
+      </w:r>
+      <w:r>
+        <w:rPr>
+          <w:vertAlign w:val="superscript"/>
+        </w:rPr>
+        <w:t>ij</w:t>
+      </w:r>
+      <w:r>
+        <w:t xml:space="preserve"> − k̂</w:t>
+      </w:r>
+      <w:r>
+        <w:rPr>
+          <w:vertAlign w:val="superscript"/>
+        </w:rPr>
+        <w:t>i</w:t>
+      </w:r>
+      <w:r>
+        <w:t>k̂</w:t>
+      </w:r>
+      <w:r>
+        <w:rPr>
+          <w:vertAlign w:val="superscript"/>
+        </w:rPr>
+        <w:t>j</w:t>
+      </w:r>
+      <w:r>
+        <w:t>, which equals 1 for i = j ∈ {1,2}, 0 for i = j = 3 (since k̂³k̂³ = 1 there), and 0 for i ≠ j, as the direct sum gives.</w:t>
       </w:r>
     </w:p>
     <w:p>
@@ -2525,7 +3468,52 @@
     </w:p>
     <w:p>
       <w:r>
-        <w:t>The vacuum |0⟩ is annihilated by every a_(k,λ). One-photon states are |k, λ⟩ = √(2ω_k) a_(k,λ)†|0⟩, with the relativistic normalization ⟨k′, λ′|k, λ⟩ = 2ω_k(2π)³δ³(k − k′)δ_(λλ′), the same convention used for the scalar and Dirac one-particle states (Lessons 33 and 36). The matrix element of the field between the vacuum and a one-photon state is</w:t>
+        <w:t>The vacuum |0⟩ is annihilated by every a</w:t>
+      </w:r>
+      <w:r>
+        <w:rPr>
+          <w:vertAlign w:val="subscript"/>
+        </w:rPr>
+        <w:t>k,λ</w:t>
+      </w:r>
+      <w:r>
+        <w:t>. One-photon states are |k, λ⟩ = √(2ω</w:t>
+      </w:r>
+      <w:r>
+        <w:rPr>
+          <w:vertAlign w:val="subscript"/>
+        </w:rPr>
+        <w:t>k</w:t>
+      </w:r>
+      <w:r>
+        <w:t>) a</w:t>
+      </w:r>
+      <w:r>
+        <w:rPr>
+          <w:vertAlign w:val="subscript"/>
+        </w:rPr>
+        <w:t>k,λ</w:t>
+      </w:r>
+      <w:r>
+        <w:t>†|0⟩, with the relativistic normalization ⟨k′, λ′|k, λ⟩ = 2ω</w:t>
+      </w:r>
+      <w:r>
+        <w:rPr>
+          <w:vertAlign w:val="subscript"/>
+        </w:rPr>
+        <w:t>k</w:t>
+      </w:r>
+      <w:r>
+        <w:t>(2π)³δ³(k − k′)δ</w:t>
+      </w:r>
+      <w:r>
+        <w:rPr>
+          <w:vertAlign w:val="subscript"/>
+        </w:rPr>
+        <w:t>λλ′</w:t>
+      </w:r>
+      <w:r>
+        <w:t>, the same convention used for the scalar and Dirac one-particle states (Lessons 33 and 36). The matrix element of the field between the vacuum and a one-photon state is</w:t>
       </w:r>
     </w:p>
     <w:p>
@@ -2630,7 +3618,58 @@
     </w:p>
     <w:p>
       <w:r>
-        <w:t>analogous to ⟨0|ψ(x)|p,s⟩ = u_s(p)e^(−ip·x) of Lesson 36, Section 6.1: the polarization vector ε_λ(k) is the amplitude that plays, for the photon, the role the spinor u_s(p) plays for the electron. From Lesson 52 onward, ε_λ^μ(k) is the factor attached to every external photon line in a Feynman diagram, exactly as u, ū, v, v̄ are attached to external electron and positron lines.</w:t>
+        <w:t>analogous to ⟨0|ψ(x)|p,s⟩ = u</w:t>
+      </w:r>
+      <w:r>
+        <w:rPr>
+          <w:vertAlign w:val="subscript"/>
+        </w:rPr>
+        <w:t>s</w:t>
+      </w:r>
+      <w:r>
+        <w:t>(p)e</w:t>
+      </w:r>
+      <w:r>
+        <w:rPr>
+          <w:vertAlign w:val="superscript"/>
+        </w:rPr>
+        <w:t>−ip·x</w:t>
+      </w:r>
+      <w:r>
+        <w:t xml:space="preserve"> of Lesson 36, Section 6.1: the polarization vector ε</w:t>
+      </w:r>
+      <w:r>
+        <w:rPr>
+          <w:vertAlign w:val="subscript"/>
+        </w:rPr>
+        <w:t>λ</w:t>
+      </w:r>
+      <w:r>
+        <w:t>(k) is the amplitude that plays, for the photon, the role the spinor u</w:t>
+      </w:r>
+      <w:r>
+        <w:rPr>
+          <w:vertAlign w:val="subscript"/>
+        </w:rPr>
+        <w:t>s</w:t>
+      </w:r>
+      <w:r>
+        <w:t>(p) plays for the electron. From Lesson 52 onward, ε</w:t>
+      </w:r>
+      <w:r>
+        <w:rPr>
+          <w:vertAlign w:val="subscript"/>
+        </w:rPr>
+        <w:t>λ</w:t>
+      </w:r>
+      <w:r>
+        <w:rPr>
+          <w:vertAlign w:val="superscript"/>
+        </w:rPr>
+        <w:t>μ</w:t>
+      </w:r>
+      <w:r>
+        <w:t>(k) is the factor attached to every external photon line in a Feynman diagram, exactly as u, ū, v, v̄ are attached to external electron and positron lines.</w:t>
       </w:r>
     </w:p>
     <w:p>
@@ -2643,7 +3682,16 @@
     </w:p>
     <w:p>
       <w:r>
-        <w:t>Because A^μ is Hermitian, a single species of ladder operator, a and a†, suffices; there is no analogue of the independent b and d operators of the Dirac field. This is the structure already anticipated in Lesson 23, Exercise 10, and Lesson 31, Section 5.1: a real (Hermitian) field describes a particle that is its own antiparticle. The photon carries no conserved charge to distinguish it from an "anti-photon," consistent with its electric neutrality.</w:t>
+        <w:t>Because A</w:t>
+      </w:r>
+      <w:r>
+        <w:rPr>
+          <w:vertAlign w:val="superscript"/>
+        </w:rPr>
+        <w:t>μ</w:t>
+      </w:r>
+      <w:r>
+        <w:t xml:space="preserve"> is Hermitian, a single species of ladder operator, a and a†, suffices; there is no analogue of the independent b and d operators of the Dirac field. This is the structure already anticipated in Lesson 23, Exercise 10, and Lesson 31, Section 5.1: a real (Hermitian) field describes a particle that is its own antiparticle. The photon carries no conserved charge to distinguish it from an "anti-photon," consistent with its electric neutrality.</w:t>
       </w:r>
     </w:p>
     <w:p>
@@ -2678,7 +3726,25 @@
     </w:p>
     <w:p>
       <w:r>
-        <w:t>Physical predictions, computed as squared amplitudes summed or averaged over polarizations, must not depend on the choice of ε_1(k), ε_2(k) at fixed k (any two orthonormal transverse pairs are related by a rotation about k̂, and no observable can prefer one such rotation over another), nor, more deeply, on whether the Coulomb gauge of this lesson or the covariant gauge of Lesson 71 was used to derive them. The two-polarization counting of this lesson and the four-component covariant field of Lesson 71, which carries unphysical polarizations removed only at the level of the full amplitude, must agree once every physical cross section is computed; this agreement is not automatic in the bookkeeping and is guaranteed by the Ward identities of Lesson 72.</w:t>
+        <w:t>Physical predictions, computed as squared amplitudes summed or averaged over polarizations, must not depend on the choice of ε</w:t>
+      </w:r>
+      <w:r>
+        <w:rPr>
+          <w:vertAlign w:val="subscript"/>
+        </w:rPr>
+        <w:t>1</w:t>
+      </w:r>
+      <w:r>
+        <w:t>(k), ε</w:t>
+      </w:r>
+      <w:r>
+        <w:rPr>
+          <w:vertAlign w:val="subscript"/>
+        </w:rPr>
+        <w:t>2</w:t>
+      </w:r>
+      <w:r>
+        <w:t>(k) at fixed k (any two orthonormal transverse pairs are related by a rotation about k̂, and no observable can prefer one such rotation over another), nor, more deeply, on whether the Coulomb gauge of this lesson or the covariant gauge of Lesson 71 was used to derive them. The two-polarization counting of this lesson and the four-component covariant field of Lesson 71, which carries unphysical polarizations removed only at the level of the full amplitude, must agree once every physical cross section is computed; this agreement is not automatic in the bookkeeping and is guaranteed by the Ward identities of Lesson 72.</w:t>
       </w:r>
     </w:p>
     <w:p>
@@ -2691,7 +3757,130 @@
     </w:p>
     <w:p>
       <w:r>
-        <w:t>A calculation that sums or averages over photon polarizations needs Σ_λ ε_λ^με_λ^ν, the four-vector extension of Section 4.2's projector, contracted into the rest of the amplitude. Because every physical amplitude M^μ built from a conserved current satisfies the Ward identity k_μM^μ = 0 (stated here as a preview; derived in Lesson 72), any piece of Σ_λ ε_λ^με_λ^ν proportional to k^μ or k^ν drops out of |M|² once contracted with such an amplitude, and it becomes possible, and is standard practice from Lesson 54 onward, to make the replacement</w:t>
+        <w:t>A calculation that sums or averages over photon polarizations needs Σ</w:t>
+      </w:r>
+      <w:r>
+        <w:rPr>
+          <w:vertAlign w:val="subscript"/>
+        </w:rPr>
+        <w:t>λ</w:t>
+      </w:r>
+      <w:r>
+        <w:t xml:space="preserve"> ε</w:t>
+      </w:r>
+      <w:r>
+        <w:rPr>
+          <w:vertAlign w:val="subscript"/>
+        </w:rPr>
+        <w:t>λ</w:t>
+      </w:r>
+      <w:r>
+        <w:rPr>
+          <w:vertAlign w:val="superscript"/>
+        </w:rPr>
+        <w:t>μ</w:t>
+      </w:r>
+      <w:r>
+        <w:t>ε</w:t>
+      </w:r>
+      <w:r>
+        <w:rPr>
+          <w:vertAlign w:val="subscript"/>
+        </w:rPr>
+        <w:t>λ</w:t>
+      </w:r>
+      <w:r>
+        <w:rPr>
+          <w:vertAlign w:val="superscript"/>
+        </w:rPr>
+        <w:t>ν</w:t>
+      </w:r>
+      <w:r>
+        <w:t>, the four-vector extension of Section 4.2's projector, contracted into the rest of the amplitude. Because every physical amplitude M</w:t>
+      </w:r>
+      <w:r>
+        <w:rPr>
+          <w:vertAlign w:val="superscript"/>
+        </w:rPr>
+        <w:t>μ</w:t>
+      </w:r>
+      <w:r>
+        <w:t xml:space="preserve"> built from a conserved current satisfies the Ward identity k</w:t>
+      </w:r>
+      <w:r>
+        <w:rPr>
+          <w:vertAlign w:val="subscript"/>
+        </w:rPr>
+        <w:t>μ</w:t>
+      </w:r>
+      <w:r>
+        <w:t>M</w:t>
+      </w:r>
+      <w:r>
+        <w:rPr>
+          <w:vertAlign w:val="superscript"/>
+        </w:rPr>
+        <w:t>μ</w:t>
+      </w:r>
+      <w:r>
+        <w:t xml:space="preserve"> = 0 (stated here as a preview; derived in Lesson 72), any piece of Σ</w:t>
+      </w:r>
+      <w:r>
+        <w:rPr>
+          <w:vertAlign w:val="subscript"/>
+        </w:rPr>
+        <w:t>λ</w:t>
+      </w:r>
+      <w:r>
+        <w:t xml:space="preserve"> ε</w:t>
+      </w:r>
+      <w:r>
+        <w:rPr>
+          <w:vertAlign w:val="subscript"/>
+        </w:rPr>
+        <w:t>λ</w:t>
+      </w:r>
+      <w:r>
+        <w:rPr>
+          <w:vertAlign w:val="superscript"/>
+        </w:rPr>
+        <w:t>μ</w:t>
+      </w:r>
+      <w:r>
+        <w:t>ε</w:t>
+      </w:r>
+      <w:r>
+        <w:rPr>
+          <w:vertAlign w:val="subscript"/>
+        </w:rPr>
+        <w:t>λ</w:t>
+      </w:r>
+      <w:r>
+        <w:rPr>
+          <w:vertAlign w:val="superscript"/>
+        </w:rPr>
+        <w:t>ν</w:t>
+      </w:r>
+      <w:r>
+        <w:t xml:space="preserve"> proportional to k</w:t>
+      </w:r>
+      <w:r>
+        <w:rPr>
+          <w:vertAlign w:val="superscript"/>
+        </w:rPr>
+        <w:t>μ</w:t>
+      </w:r>
+      <w:r>
+        <w:t xml:space="preserve"> or k</w:t>
+      </w:r>
+      <w:r>
+        <w:rPr>
+          <w:vertAlign w:val="superscript"/>
+        </w:rPr>
+        <w:t>ν</w:t>
+      </w:r>
+      <w:r>
+        <w:t xml:space="preserve"> drops out of |M|² once contracted with such an amplitude, and it becomes possible, and is standard practice from Lesson 54 onward, to make the replacement</w:t>
       </w:r>
     </w:p>
     <w:p>
@@ -2839,7 +4028,25 @@
     </w:p>
     <w:p>
       <w:r>
-        <w:t>This is a substantial simplification: the left side depends on the explicit transverse vectors ε_1(k), ε_2(k), awkward to carry through a long calculation, while the right side is a single covariant tensor. Lesson 52 states the precise conditions under which the replacement is valid and uses it immediately; this lesson establishes only what the exact left-hand side is and why the extra, gauge-dependent terms are permitted to be dropped.</w:t>
+        <w:t>This is a substantial simplification: the left side depends on the explicit transverse vectors ε</w:t>
+      </w:r>
+      <w:r>
+        <w:rPr>
+          <w:vertAlign w:val="subscript"/>
+        </w:rPr>
+        <w:t>1</w:t>
+      </w:r>
+      <w:r>
+        <w:t>(k), ε</w:t>
+      </w:r>
+      <w:r>
+        <w:rPr>
+          <w:vertAlign w:val="subscript"/>
+        </w:rPr>
+        <w:t>2</w:t>
+      </w:r>
+      <w:r>
+        <w:t>(k), awkward to carry through a long calculation, while the right side is a single covariant tensor. Lesson 52 states the precise conditions under which the replacement is valid and uses it immediately; this lesson establishes only what the exact left-hand side is and why the extra, gauge-dependent terms are permitted to be dropped.</w:t>
       </w:r>
     </w:p>
     <w:p>
@@ -2853,7 +4060,82 @@
     </w:p>
     <w:p>
       <w:r>
-        <w:t>Explain in one sentence why the replacement of Section 6.2 could not be justified from Section 4.2's three-dimensional identity alone. Section 4.2's identity, Σ_λ ε_λ^iε_λ^j = δ^(ij) − k̂^ik̂^j, is exact and gauge-independent as written, but it is a purely spatial, frame-dependent statement tied to the Coulomb gauge's preferred time direction; promoting it to the covariant −g^μν of Section 6.2 requires the extra input of current conservation, which is a statement about the rest of the diagram, not about the polarization sum by itself.</w:t>
+        <w:t>Explain in one sentence why the replacement of Section 6.2 could not be justified from Section 4.2's three-dimensional identity alone. Section 4.2's identity, Σ</w:t>
+      </w:r>
+      <w:r>
+        <w:rPr>
+          <w:vertAlign w:val="subscript"/>
+        </w:rPr>
+        <w:t>λ</w:t>
+      </w:r>
+      <w:r>
+        <w:t xml:space="preserve"> ε</w:t>
+      </w:r>
+      <w:r>
+        <w:rPr>
+          <w:vertAlign w:val="subscript"/>
+        </w:rPr>
+        <w:t>λ</w:t>
+      </w:r>
+      <w:r>
+        <w:rPr>
+          <w:vertAlign w:val="superscript"/>
+        </w:rPr>
+        <w:t>i</w:t>
+      </w:r>
+      <w:r>
+        <w:t>ε</w:t>
+      </w:r>
+      <w:r>
+        <w:rPr>
+          <w:vertAlign w:val="subscript"/>
+        </w:rPr>
+        <w:t>λ</w:t>
+      </w:r>
+      <w:r>
+        <w:rPr>
+          <w:vertAlign w:val="superscript"/>
+        </w:rPr>
+        <w:t>j</w:t>
+      </w:r>
+      <w:r>
+        <w:t xml:space="preserve"> = δ</w:t>
+      </w:r>
+      <w:r>
+        <w:rPr>
+          <w:vertAlign w:val="superscript"/>
+        </w:rPr>
+        <w:t>ij</w:t>
+      </w:r>
+      <w:r>
+        <w:t xml:space="preserve"> − k̂</w:t>
+      </w:r>
+      <w:r>
+        <w:rPr>
+          <w:vertAlign w:val="superscript"/>
+        </w:rPr>
+        <w:t>i</w:t>
+      </w:r>
+      <w:r>
+        <w:t>k̂</w:t>
+      </w:r>
+      <w:r>
+        <w:rPr>
+          <w:vertAlign w:val="superscript"/>
+        </w:rPr>
+        <w:t>j</w:t>
+      </w:r>
+      <w:r>
+        <w:t>, is exact and gauge-independent as written, but it is a purely spatial, frame-dependent statement tied to the Coulomb gauge's preferred time direction; promoting it to the covariant −g</w:t>
+      </w:r>
+      <w:r>
+        <w:rPr>
+          <w:vertAlign w:val="superscript"/>
+        </w:rPr>
+        <w:t>μν</w:t>
+      </w:r>
+      <w:r>
+        <w:t xml:space="preserve"> of Section 6.2 requires the extra input of current conservation, which is a statement about the rest of the diagram, not about the polarization sum by itself.</w:t>
       </w:r>
     </w:p>
     <w:p>
@@ -3011,7 +4293,31 @@
           </w:tcPr>
           <w:p>
             <w:r>
-              <w:t>[a_(k,λ), a_(k′,λ′)†] = (2π)³δ³δ_(λλ′)</w:t>
+              <w:t>[a</w:t>
+            </w:r>
+            <w:r>
+              <w:rPr>
+                <w:vertAlign w:val="subscript"/>
+              </w:rPr>
+              <w:t>k,λ</w:t>
+            </w:r>
+            <w:r>
+              <w:t>, a</w:t>
+            </w:r>
+            <w:r>
+              <w:rPr>
+                <w:vertAlign w:val="subscript"/>
+              </w:rPr>
+              <w:t>k′,λ′</w:t>
+            </w:r>
+            <w:r>
+              <w:t>†] = (2π)³δ³δ</w:t>
+            </w:r>
+            <w:r>
+              <w:rPr>
+                <w:vertAlign w:val="subscript"/>
+              </w:rPr>
+              <w:t>λλ′</w:t>
             </w:r>
           </w:p>
         </w:tc>
@@ -3048,7 +4354,19 @@
           </w:tcPr>
           <w:p>
             <w:r>
-              <w:t>Transverse delta function δ^T_(ij)</w:t>
+              <w:t>Transverse delta function δ</w:t>
+            </w:r>
+            <w:r>
+              <w:rPr>
+                <w:vertAlign w:val="superscript"/>
+              </w:rPr>
+              <w:t>T</w:t>
+            </w:r>
+            <w:r>
+              <w:rPr>
+                <w:vertAlign w:val="subscript"/>
+              </w:rPr>
+              <w:t>ij</w:t>
             </w:r>
           </w:p>
         </w:tc>
@@ -3085,7 +4403,25 @@
           </w:tcPr>
           <w:p>
             <w:r>
-              <w:t>H = Σ_λ∫ω_k a†a, two modes per k</w:t>
+              <w:t>H = Σ</w:t>
+            </w:r>
+            <w:r>
+              <w:rPr>
+                <w:vertAlign w:val="subscript"/>
+              </w:rPr>
+              <w:t>λ</w:t>
+            </w:r>
+            <w:r>
+              <w:t>∫ω</w:t>
+            </w:r>
+            <w:r>
+              <w:rPr>
+                <w:vertAlign w:val="subscript"/>
+              </w:rPr>
+              <w:t>k</w:t>
+            </w:r>
+            <w:r>
+              <w:t xml:space="preserve"> a†a, two modes per k</w:t>
             </w:r>
           </w:p>
         </w:tc>
@@ -3122,7 +4458,37 @@
           </w:tcPr>
           <w:p>
             <w:r>
-              <w:t>⟨0|A^μ(x)|k,λ⟩ = ε_λ^μ(k)e^(−ikx)</w:t>
+              <w:t>⟨0|A</w:t>
+            </w:r>
+            <w:r>
+              <w:rPr>
+                <w:vertAlign w:val="superscript"/>
+              </w:rPr>
+              <w:t>μ</w:t>
+            </w:r>
+            <w:r>
+              <w:t>(x)|k,λ⟩ = ε</w:t>
+            </w:r>
+            <w:r>
+              <w:rPr>
+                <w:vertAlign w:val="subscript"/>
+              </w:rPr>
+              <w:t>λ</w:t>
+            </w:r>
+            <w:r>
+              <w:rPr>
+                <w:vertAlign w:val="superscript"/>
+              </w:rPr>
+              <w:t>μ</w:t>
+            </w:r>
+            <w:r>
+              <w:t>(k)e</w:t>
+            </w:r>
+            <w:r>
+              <w:rPr>
+                <w:vertAlign w:val="superscript"/>
+              </w:rPr>
+              <w:t>−ikx</w:t>
             </w:r>
           </w:p>
         </w:tc>
@@ -3196,7 +4562,55 @@
           </w:tcPr>
           <w:p>
             <w:r>
-              <w:t>Σ_λ ε_λ^με_λ^ν → −g^μν under current conservation</w:t>
+              <w:t>Σ</w:t>
+            </w:r>
+            <w:r>
+              <w:rPr>
+                <w:vertAlign w:val="subscript"/>
+              </w:rPr>
+              <w:t>λ</w:t>
+            </w:r>
+            <w:r>
+              <w:t xml:space="preserve"> ε</w:t>
+            </w:r>
+            <w:r>
+              <w:rPr>
+                <w:vertAlign w:val="subscript"/>
+              </w:rPr>
+              <w:t>λ</w:t>
+            </w:r>
+            <w:r>
+              <w:rPr>
+                <w:vertAlign w:val="superscript"/>
+              </w:rPr>
+              <w:t>μ</w:t>
+            </w:r>
+            <w:r>
+              <w:t>ε</w:t>
+            </w:r>
+            <w:r>
+              <w:rPr>
+                <w:vertAlign w:val="subscript"/>
+              </w:rPr>
+              <w:t>λ</w:t>
+            </w:r>
+            <w:r>
+              <w:rPr>
+                <w:vertAlign w:val="superscript"/>
+              </w:rPr>
+              <w:t>ν</w:t>
+            </w:r>
+            <w:r>
+              <w:t xml:space="preserve"> → −g</w:t>
+            </w:r>
+            <w:r>
+              <w:rPr>
+                <w:vertAlign w:val="superscript"/>
+              </w:rPr>
+              <w:t>μν</w:t>
+            </w:r>
+            <w:r>
+              <w:t xml:space="preserve"> under current conservation</w:t>
             </w:r>
           </w:p>
         </w:tc>
@@ -3242,7 +4656,16 @@
         </w:numPr>
       </w:pPr>
       <w:r>
-        <w:t>The electromagnetic Lagrangian's gauge invariance makes π⁰ vanish identically, a constraint that blocks naive quantization of all four components of A_μ.</w:t>
+        <w:t>The electromagnetic Lagrangian's gauge invariance makes π⁰ vanish identically, a constraint that blocks naive quantization of all four components of A</w:t>
+      </w:r>
+      <w:r>
+        <w:rPr>
+          <w:vertAlign w:val="subscript"/>
+        </w:rPr>
+        <w:t>μ</w:t>
+      </w:r>
+      <w:r>
+        <w:t>.</w:t>
       </w:r>
     </w:p>
     <w:p>
@@ -3266,7 +4689,43 @@
         </w:numPr>
       </w:pPr>
       <w:r>
-        <w:t>The field is expanded in two real polarization vectors ε_1(k), ε_2(k) per momentum, with operator coefficients a_(k,λ) and a_(k,λ)†.</w:t>
+        <w:t>The field is expanded in two real polarization vectors ε</w:t>
+      </w:r>
+      <w:r>
+        <w:rPr>
+          <w:vertAlign w:val="subscript"/>
+        </w:rPr>
+        <w:t>1</w:t>
+      </w:r>
+      <w:r>
+        <w:t>(k), ε</w:t>
+      </w:r>
+      <w:r>
+        <w:rPr>
+          <w:vertAlign w:val="subscript"/>
+        </w:rPr>
+        <w:t>2</w:t>
+      </w:r>
+      <w:r>
+        <w:t>(k) per momentum, with operator coefficients a</w:t>
+      </w:r>
+      <w:r>
+        <w:rPr>
+          <w:vertAlign w:val="subscript"/>
+        </w:rPr>
+        <w:t>k,λ</w:t>
+      </w:r>
+      <w:r>
+        <w:t xml:space="preserve"> and a</w:t>
+      </w:r>
+      <w:r>
+        <w:rPr>
+          <w:vertAlign w:val="subscript"/>
+        </w:rPr>
+        <w:t>k,λ</w:t>
+      </w:r>
+      <w:r>
+        <w:t>†.</w:t>
       </w:r>
     </w:p>
     <w:p>
@@ -3278,7 +4737,16 @@
         </w:numPr>
       </w:pPr>
       <w:r>
-        <w:t>Bosonic commutators [a,a†] = (2π)³δ³δ_λλ′ reproduce the equal-time commutator of A and E with the transverse delta function, the fingerprint of the gauge-fixed, constrained quantization.</w:t>
+        <w:t>Bosonic commutators [a,a†] = (2π)³δ³δ</w:t>
+      </w:r>
+      <w:r>
+        <w:rPr>
+          <w:vertAlign w:val="subscript"/>
+        </w:rPr>
+        <w:t>λλ′</w:t>
+      </w:r>
+      <w:r>
+        <w:t xml:space="preserve"> reproduce the equal-time commutator of A and E with the transverse delta function, the fingerprint of the gauge-fixed, constrained quantization.</w:t>
       </w:r>
     </w:p>
     <w:p>
@@ -3302,7 +4770,40 @@
         </w:numPr>
       </w:pPr>
       <w:r>
-        <w:t>The matrix element ⟨0|A^μ(x)|k,λ⟩ = ε_λ^μ(k)e^(−ikx) is the photon's one-particle amplitude, used as the external-line factor in Feynman diagrams.</w:t>
+        <w:t>The matrix element ⟨0|A</w:t>
+      </w:r>
+      <w:r>
+        <w:rPr>
+          <w:vertAlign w:val="superscript"/>
+        </w:rPr>
+        <w:t>μ</w:t>
+      </w:r>
+      <w:r>
+        <w:t>(x)|k,λ⟩ = ε</w:t>
+      </w:r>
+      <w:r>
+        <w:rPr>
+          <w:vertAlign w:val="subscript"/>
+        </w:rPr>
+        <w:t>λ</w:t>
+      </w:r>
+      <w:r>
+        <w:rPr>
+          <w:vertAlign w:val="superscript"/>
+        </w:rPr>
+        <w:t>μ</w:t>
+      </w:r>
+      <w:r>
+        <w:t>(k)e</w:t>
+      </w:r>
+      <w:r>
+        <w:rPr>
+          <w:vertAlign w:val="superscript"/>
+        </w:rPr>
+        <w:t>−ikx</w:t>
+      </w:r>
+      <w:r>
+        <w:t xml:space="preserve"> is the photon's one-particle amplitude, used as the external-line factor in Feynman diagrams.</w:t>
       </w:r>
     </w:p>
     <w:p>
@@ -3326,7 +4827,55 @@
         </w:numPr>
       </w:pPr>
       <w:r>
-        <w:t>The polarization sum Σ_λε_λ^με_λ^ν may be replaced by −g^μν inside an amplitude contracted with conserved currents, a simplification whose justification, the Ward identity, is deferred to Lesson 72 but is used constantly from Lesson 54 onward.</w:t>
+        <w:t>The polarization sum Σ</w:t>
+      </w:r>
+      <w:r>
+        <w:rPr>
+          <w:vertAlign w:val="subscript"/>
+        </w:rPr>
+        <w:t>λ</w:t>
+      </w:r>
+      <w:r>
+        <w:t>ε</w:t>
+      </w:r>
+      <w:r>
+        <w:rPr>
+          <w:vertAlign w:val="subscript"/>
+        </w:rPr>
+        <w:t>λ</w:t>
+      </w:r>
+      <w:r>
+        <w:rPr>
+          <w:vertAlign w:val="superscript"/>
+        </w:rPr>
+        <w:t>μ</w:t>
+      </w:r>
+      <w:r>
+        <w:t>ε</w:t>
+      </w:r>
+      <w:r>
+        <w:rPr>
+          <w:vertAlign w:val="subscript"/>
+        </w:rPr>
+        <w:t>λ</w:t>
+      </w:r>
+      <w:r>
+        <w:rPr>
+          <w:vertAlign w:val="superscript"/>
+        </w:rPr>
+        <w:t>ν</w:t>
+      </w:r>
+      <w:r>
+        <w:t xml:space="preserve"> may be replaced by −g</w:t>
+      </w:r>
+      <w:r>
+        <w:rPr>
+          <w:vertAlign w:val="superscript"/>
+        </w:rPr>
+        <w:t>μν</w:t>
+      </w:r>
+      <w:r>
+        <w:t xml:space="preserve"> inside an amplitude contracted with conserved currents, a simplification whose justification, the Ward identity, is deferred to Lesson 72 but is used constantly from Lesson 54 onward.</w:t>
       </w:r>
     </w:p>
     <w:p>
@@ -3427,7 +4976,112 @@
           </w:tcPr>
           <w:p>
             <w:r>
-              <w:t>Starting from ℒ = −(1/4)F_μνF^μν = −(1/4)F_αβF^αβ, vary with respect to ∂_0A_ν (holding A_ν itself fixed) and show that π^ν = ∂ℒ/∂(∂_0A_ν) = −F^(0ν), filling in the factor-of-four bookkeeping from the antisymmetry of F.</w:t>
+              <w:rPr>
+                <w:b/>
+              </w:rPr>
+              <w:t>Extension.</w:t>
+            </w:r>
+            <w:r>
+              <w:t xml:space="preserve"> Starting from ℒ = −(1/4)F</w:t>
+            </w:r>
+            <w:r>
+              <w:rPr>
+                <w:vertAlign w:val="subscript"/>
+              </w:rPr>
+              <w:t>μν</w:t>
+            </w:r>
+            <w:r>
+              <w:t>F</w:t>
+            </w:r>
+            <w:r>
+              <w:rPr>
+                <w:vertAlign w:val="superscript"/>
+              </w:rPr>
+              <w:t>μν</w:t>
+            </w:r>
+            <w:r>
+              <w:t xml:space="preserve"> = −(1/4)F</w:t>
+            </w:r>
+            <w:r>
+              <w:rPr>
+                <w:vertAlign w:val="subscript"/>
+              </w:rPr>
+              <w:t>αβ</w:t>
+            </w:r>
+            <w:r>
+              <w:t>F</w:t>
+            </w:r>
+            <w:r>
+              <w:rPr>
+                <w:vertAlign w:val="superscript"/>
+              </w:rPr>
+              <w:t>αβ</w:t>
+            </w:r>
+            <w:r>
+              <w:t>, vary with respect to ∂</w:t>
+            </w:r>
+            <w:r>
+              <w:rPr>
+                <w:vertAlign w:val="subscript"/>
+              </w:rPr>
+              <w:t>0</w:t>
+            </w:r>
+            <w:r>
+              <w:t>A</w:t>
+            </w:r>
+            <w:r>
+              <w:rPr>
+                <w:vertAlign w:val="subscript"/>
+              </w:rPr>
+              <w:t>ν</w:t>
+            </w:r>
+            <w:r>
+              <w:t xml:space="preserve"> (holding A</w:t>
+            </w:r>
+            <w:r>
+              <w:rPr>
+                <w:vertAlign w:val="subscript"/>
+              </w:rPr>
+              <w:t>ν</w:t>
+            </w:r>
+            <w:r>
+              <w:t xml:space="preserve"> itself fixed) and show that π</w:t>
+            </w:r>
+            <w:r>
+              <w:rPr>
+                <w:vertAlign w:val="superscript"/>
+              </w:rPr>
+              <w:t>ν</w:t>
+            </w:r>
+            <w:r>
+              <w:t xml:space="preserve"> = ∂ℒ/∂(∂</w:t>
+            </w:r>
+            <w:r>
+              <w:rPr>
+                <w:vertAlign w:val="subscript"/>
+              </w:rPr>
+              <w:t>0</w:t>
+            </w:r>
+            <w:r>
+              <w:t>A</w:t>
+            </w:r>
+            <w:r>
+              <w:rPr>
+                <w:vertAlign w:val="subscript"/>
+              </w:rPr>
+              <w:t>ν</w:t>
+            </w:r>
+            <w:r>
+              <w:t>) = −F</w:t>
+            </w:r>
+            <w:r>
+              <w:rPr>
+                <w:vertAlign w:val="superscript"/>
+              </w:rPr>
+              <w:t>0ν</w:t>
+            </w:r>
+            <w:r>
+              <w:t>, filling in the factor-of-four bookkeeping from the antisymmetry of F.</w:t>
             </w:r>
           </w:p>
         </w:tc>
@@ -3465,7 +5119,58 @@
           </w:tcPr>
           <w:p>
             <w:r>
-              <w:t>Using F^(0i) = −F_(0i) = −E^i (Lesson 26, Section 6.2), confirm π^i = E^i from Exercise 1.</w:t>
+              <w:rPr>
+                <w:b/>
+              </w:rPr>
+              <w:t>Core.</w:t>
+            </w:r>
+            <w:r>
+              <w:t xml:space="preserve"> Using F</w:t>
+            </w:r>
+            <w:r>
+              <w:rPr>
+                <w:vertAlign w:val="superscript"/>
+              </w:rPr>
+              <w:t>0i</w:t>
+            </w:r>
+            <w:r>
+              <w:t xml:space="preserve"> = −F</w:t>
+            </w:r>
+            <w:r>
+              <w:rPr>
+                <w:vertAlign w:val="subscript"/>
+              </w:rPr>
+              <w:t>0i</w:t>
+            </w:r>
+            <w:r>
+              <w:t xml:space="preserve"> = −E</w:t>
+            </w:r>
+            <w:r>
+              <w:rPr>
+                <w:vertAlign w:val="superscript"/>
+              </w:rPr>
+              <w:t>i</w:t>
+            </w:r>
+            <w:r>
+              <w:t xml:space="preserve"> (Lesson 26, Section 6.2), confirm π</w:t>
+            </w:r>
+            <w:r>
+              <w:rPr>
+                <w:vertAlign w:val="superscript"/>
+              </w:rPr>
+              <w:t>i</w:t>
+            </w:r>
+            <w:r>
+              <w:t xml:space="preserve"> = E</w:t>
+            </w:r>
+            <w:r>
+              <w:rPr>
+                <w:vertAlign w:val="superscript"/>
+              </w:rPr>
+              <w:t>i</w:t>
+            </w:r>
+            <w:r>
+              <w:t xml:space="preserve"> from Exercise 1.</w:t>
             </w:r>
           </w:p>
         </w:tc>
@@ -3501,7 +5206,22 @@
           </w:tcPr>
           <w:p>
             <w:r>
-              <w:t>Show that k·A(k) = 0 follows from ∇·A(x) = 0 applied to a single Fourier mode A(x) ∝ A(k)e^(ik·x).</w:t>
+              <w:rPr>
+                <w:b/>
+              </w:rPr>
+              <w:t>Core.</w:t>
+            </w:r>
+            <w:r>
+              <w:t xml:space="preserve"> Show that k·A(k) = 0 follows from ∇·A(x) = 0 applied to a single Fourier mode A(x) ∝ A(k)e</w:t>
+            </w:r>
+            <w:r>
+              <w:rPr>
+                <w:vertAlign w:val="superscript"/>
+              </w:rPr>
+              <w:t>ik·x</w:t>
+            </w:r>
+            <w:r>
+              <w:t>.</w:t>
             </w:r>
           </w:p>
         </w:tc>
@@ -3539,7 +5259,31 @@
           </w:tcPr>
           <w:p>
             <w:r>
-              <w:t>For k along the x axis, choose ε_1(k) = ŷ and ε_2(k) = ẑ, and verify the orthonormality and transversality conditions of Section 2.2.</w:t>
+              <w:rPr>
+                <w:b/>
+              </w:rPr>
+              <w:t>Core.</w:t>
+            </w:r>
+            <w:r>
+              <w:t xml:space="preserve"> For k along the x axis, choose ε</w:t>
+            </w:r>
+            <w:r>
+              <w:rPr>
+                <w:vertAlign w:val="subscript"/>
+              </w:rPr>
+              <w:t>1</w:t>
+            </w:r>
+            <w:r>
+              <w:t>(k) = ŷ and ε</w:t>
+            </w:r>
+            <w:r>
+              <w:rPr>
+                <w:vertAlign w:val="subscript"/>
+              </w:rPr>
+              <w:t>2</w:t>
+            </w:r>
+            <w:r>
+              <w:t>(k) = ẑ, and verify the orthonormality and transversality conditions of Section 2.2.</w:t>
             </w:r>
           </w:p>
         </w:tc>
@@ -3575,7 +5319,31 @@
           </w:tcPr>
           <w:p>
             <w:r>
-              <w:t>Verify by direct differentiation that A^i(x) of Section 3.1 satisfies ∇·A = 0 identically, using only ε_λ(k)·k = 0 for each λ.</w:t>
+              <w:rPr>
+                <w:b/>
+              </w:rPr>
+              <w:t>Core.</w:t>
+            </w:r>
+            <w:r>
+              <w:t xml:space="preserve"> Verify by direct differentiation that A</w:t>
+            </w:r>
+            <w:r>
+              <w:rPr>
+                <w:vertAlign w:val="superscript"/>
+              </w:rPr>
+              <w:t>i</w:t>
+            </w:r>
+            <w:r>
+              <w:t>(x) of Section 3.1 satisfies ∇·A = 0 identically, using only ε</w:t>
+            </w:r>
+            <w:r>
+              <w:rPr>
+                <w:vertAlign w:val="subscript"/>
+              </w:rPr>
+              <w:t>λ</w:t>
+            </w:r>
+            <w:r>
+              <w:t>(k)·k = 0 for each λ.</w:t>
             </w:r>
           </w:p>
         </w:tc>
@@ -3613,7 +5381,31 @@
           </w:tcPr>
           <w:p>
             <w:r>
-              <w:t>Differentiate the mode expansion of A^i once with respect to t and confirm it matches the E^i of Section 3.2 up to the overall sign convention E = −∂A/∂t.</w:t>
+              <w:rPr>
+                <w:b/>
+              </w:rPr>
+              <w:t>Core.</w:t>
+            </w:r>
+            <w:r>
+              <w:t xml:space="preserve"> Differentiate the mode expansion of A</w:t>
+            </w:r>
+            <w:r>
+              <w:rPr>
+                <w:vertAlign w:val="superscript"/>
+              </w:rPr>
+              <w:t>i</w:t>
+            </w:r>
+            <w:r>
+              <w:t xml:space="preserve"> once with respect to t and confirm it matches the E</w:t>
+            </w:r>
+            <w:r>
+              <w:rPr>
+                <w:vertAlign w:val="superscript"/>
+              </w:rPr>
+              <w:t>i</w:t>
+            </w:r>
+            <w:r>
+              <w:t xml:space="preserve"> of Section 3.2 up to the overall sign convention E = −∂A/∂t.</w:t>
             </w:r>
           </w:p>
         </w:tc>
@@ -3649,7 +5441,52 @@
           </w:tcPr>
           <w:p>
             <w:r>
-              <w:t>Show that Σ_λ ε_λ^i(k)ε_λ^j(k) is symmetric in i, j and has trace 2 (sum over i = j), and interpret the trace as the number of physical polarizations.</w:t>
+              <w:rPr>
+                <w:b/>
+              </w:rPr>
+              <w:t>Core.</w:t>
+            </w:r>
+            <w:r>
+              <w:t xml:space="preserve"> Show that Σ</w:t>
+            </w:r>
+            <w:r>
+              <w:rPr>
+                <w:vertAlign w:val="subscript"/>
+              </w:rPr>
+              <w:t>λ</w:t>
+            </w:r>
+            <w:r>
+              <w:t xml:space="preserve"> ε</w:t>
+            </w:r>
+            <w:r>
+              <w:rPr>
+                <w:vertAlign w:val="subscript"/>
+              </w:rPr>
+              <w:t>λ</w:t>
+            </w:r>
+            <w:r>
+              <w:rPr>
+                <w:vertAlign w:val="superscript"/>
+              </w:rPr>
+              <w:t>i</w:t>
+            </w:r>
+            <w:r>
+              <w:t>(k)ε</w:t>
+            </w:r>
+            <w:r>
+              <w:rPr>
+                <w:vertAlign w:val="subscript"/>
+              </w:rPr>
+              <w:t>λ</w:t>
+            </w:r>
+            <w:r>
+              <w:rPr>
+                <w:vertAlign w:val="superscript"/>
+              </w:rPr>
+              <w:t>j</w:t>
+            </w:r>
+            <w:r>
+              <w:t>(k) is symmetric in i, j and has trace 2 (sum over i = j), and interpret the trace as the number of physical polarizations.</w:t>
             </w:r>
           </w:p>
         </w:tc>
@@ -3687,7 +5524,31 @@
           </w:tcPr>
           <w:p>
             <w:r>
-              <w:t>Verify the polarization sum identity of Section 4.2 for k along an arbitrary direction n̂, by choosing any orthonormal transverse pair and using the general fact that {ε_1, ε_2, n̂} is a complete orthonormal basis of three-dimensional space (Lesson 1, Section 3.3).</w:t>
+              <w:rPr>
+                <w:b/>
+              </w:rPr>
+              <w:t>Extension.</w:t>
+            </w:r>
+            <w:r>
+              <w:t xml:space="preserve"> Verify the polarization sum identity of Section 4.2 for k along an arbitrary direction n̂, by choosing any orthonormal transverse pair and using the general fact that {ε</w:t>
+            </w:r>
+            <w:r>
+              <w:rPr>
+                <w:vertAlign w:val="subscript"/>
+              </w:rPr>
+              <w:t>1</w:t>
+            </w:r>
+            <w:r>
+              <w:t>, ε</w:t>
+            </w:r>
+            <w:r>
+              <w:rPr>
+                <w:vertAlign w:val="subscript"/>
+              </w:rPr>
+              <w:t>2</w:t>
+            </w:r>
+            <w:r>
+              <w:t>, n̂} is a complete orthonormal basis of three-dimensional space (Lesson 1, Section 3.3).</w:t>
             </w:r>
           </w:p>
         </w:tc>
@@ -3723,7 +5584,58 @@
           </w:tcPr>
           <w:p>
             <w:r>
-              <w:t>Using [a_(k,λ), a_(k′,λ′)†] = (2π)³δ³(k−k′)δ_λλ′ and the mode expansions of A^i and E^j, reproduce the first line of Section 4.1's commutator calculation, following the method of Lesson 33, Section 7.1.</w:t>
+              <w:rPr>
+                <w:b/>
+              </w:rPr>
+              <w:t>Extension.</w:t>
+            </w:r>
+            <w:r>
+              <w:t xml:space="preserve"> Using [a</w:t>
+            </w:r>
+            <w:r>
+              <w:rPr>
+                <w:vertAlign w:val="subscript"/>
+              </w:rPr>
+              <w:t>k,λ</w:t>
+            </w:r>
+            <w:r>
+              <w:t>, a</w:t>
+            </w:r>
+            <w:r>
+              <w:rPr>
+                <w:vertAlign w:val="subscript"/>
+              </w:rPr>
+              <w:t>k′,λ′</w:t>
+            </w:r>
+            <w:r>
+              <w:t>†] = (2π)³δ³(k−k′)δ</w:t>
+            </w:r>
+            <w:r>
+              <w:rPr>
+                <w:vertAlign w:val="subscript"/>
+              </w:rPr>
+              <w:t>λλ′</w:t>
+            </w:r>
+            <w:r>
+              <w:t xml:space="preserve"> and the mode expansions of A</w:t>
+            </w:r>
+            <w:r>
+              <w:rPr>
+                <w:vertAlign w:val="superscript"/>
+              </w:rPr>
+              <w:t>i</w:t>
+            </w:r>
+            <w:r>
+              <w:t xml:space="preserve"> and E</w:t>
+            </w:r>
+            <w:r>
+              <w:rPr>
+                <w:vertAlign w:val="superscript"/>
+              </w:rPr>
+              <w:t>j</w:t>
+            </w:r>
+            <w:r>
+              <w:t>, reproduce the first line of Section 4.1's commutator calculation, following the method of Lesson 33, Section 7.1.</w:t>
             </w:r>
           </w:p>
         </w:tc>
@@ -3761,7 +5673,40 @@
           </w:tcPr>
           <w:p>
             <w:r>
-              <w:t>Show that H commutes with the total photon number operator N = Σ_λ∫(d³k/(2π)³)a_(k,λ)†a_(k,λ), and explain why this means the number of photons is conserved for the free field (though not once interactions are introduced in Lesson 40).</w:t>
+              <w:rPr>
+                <w:b/>
+              </w:rPr>
+              <w:t>Extension.</w:t>
+            </w:r>
+            <w:r>
+              <w:t xml:space="preserve"> Show that H commutes with the total photon number operator N = Σ</w:t>
+            </w:r>
+            <w:r>
+              <w:rPr>
+                <w:vertAlign w:val="subscript"/>
+              </w:rPr>
+              <w:t>λ</w:t>
+            </w:r>
+            <w:r>
+              <w:t>∫(d³k/(2π)³)a</w:t>
+            </w:r>
+            <w:r>
+              <w:rPr>
+                <w:vertAlign w:val="subscript"/>
+              </w:rPr>
+              <w:t>k,λ</w:t>
+            </w:r>
+            <w:r>
+              <w:t>†a</w:t>
+            </w:r>
+            <w:r>
+              <w:rPr>
+                <w:vertAlign w:val="subscript"/>
+              </w:rPr>
+              <w:t>k,λ</w:t>
+            </w:r>
+            <w:r>
+              <w:t>, and explain why this means the number of photons is conserved for the free field (though not once interactions are introduced in Lesson 40).</w:t>
             </w:r>
           </w:p>
         </w:tc>
@@ -3797,7 +5742,22 @@
           </w:tcPr>
           <w:p>
             <w:r>
-              <w:t>Compute ⟨k,λ|H|k,λ⟩ using the normalized one-photon state and confirm it equals ω_k, the expected single-photon energy.</w:t>
+              <w:rPr>
+                <w:b/>
+              </w:rPr>
+              <w:t>Extension.</w:t>
+            </w:r>
+            <w:r>
+              <w:t xml:space="preserve"> Compute ⟨k,λ|H|k,λ⟩ using the normalized one-photon state and confirm it equals ω</w:t>
+            </w:r>
+            <w:r>
+              <w:rPr>
+                <w:vertAlign w:val="subscript"/>
+              </w:rPr>
+              <w:t>k</w:t>
+            </w:r>
+            <w:r>
+              <w:t>, the expected single-photon energy.</w:t>
             </w:r>
           </w:p>
         </w:tc>
@@ -3835,7 +5795,13 @@
           </w:tcPr>
           <w:p>
             <w:r>
-              <w:t>Using Lesson 35, Worked example 4's scalar-field result and Section 4.3's factor of two, find the numerical vacuum energy density of the photon field for a cutoff Λ = 1 GeV (you need not interpret the physical meaning of this cutoff beyond stating the number).</w:t>
+              <w:rPr>
+                <w:b/>
+              </w:rPr>
+              <w:t>Core.</w:t>
+            </w:r>
+            <w:r>
+              <w:t xml:space="preserve"> Using Lesson 35, Worked example 4's scalar-field result and Section 4.3's factor of two, find the numerical vacuum energy density of the photon field for a cutoff Λ = 1 GeV (you need not interpret the physical meaning of this cutoff beyond stating the number).</w:t>
             </w:r>
           </w:p>
         </w:tc>
@@ -3871,7 +5837,73 @@
           </w:tcPr>
           <w:p>
             <w:r>
-              <w:t>Show that ⟨0|A^i(x)|k,λ⟩ = ε_λ^i(k)e^(−ik·x) follows from the mode expansion of Section 3.1 and ⟨0|a_(k′,λ′)a_(k,λ)†|0⟩ = (2π)³δ³(k−k′)δ_λλ′.</w:t>
+              <w:rPr>
+                <w:b/>
+              </w:rPr>
+              <w:t>Core.</w:t>
+            </w:r>
+            <w:r>
+              <w:t xml:space="preserve"> Show that ⟨0|A</w:t>
+            </w:r>
+            <w:r>
+              <w:rPr>
+                <w:vertAlign w:val="superscript"/>
+              </w:rPr>
+              <w:t>i</w:t>
+            </w:r>
+            <w:r>
+              <w:t>(x)|k,λ⟩ = ε</w:t>
+            </w:r>
+            <w:r>
+              <w:rPr>
+                <w:vertAlign w:val="subscript"/>
+              </w:rPr>
+              <w:t>λ</w:t>
+            </w:r>
+            <w:r>
+              <w:rPr>
+                <w:vertAlign w:val="superscript"/>
+              </w:rPr>
+              <w:t>i</w:t>
+            </w:r>
+            <w:r>
+              <w:t>(k)e</w:t>
+            </w:r>
+            <w:r>
+              <w:rPr>
+                <w:vertAlign w:val="superscript"/>
+              </w:rPr>
+              <w:t>−ik·x</w:t>
+            </w:r>
+            <w:r>
+              <w:t xml:space="preserve"> follows from the mode expansion of Section 3.1 and ⟨0|a</w:t>
+            </w:r>
+            <w:r>
+              <w:rPr>
+                <w:vertAlign w:val="subscript"/>
+              </w:rPr>
+              <w:t>k′,λ′</w:t>
+            </w:r>
+            <w:r>
+              <w:t>a</w:t>
+            </w:r>
+            <w:r>
+              <w:rPr>
+                <w:vertAlign w:val="subscript"/>
+              </w:rPr>
+              <w:t>k,λ</w:t>
+            </w:r>
+            <w:r>
+              <w:t>†|0⟩ = (2π)³δ³(k−k′)δ</w:t>
+            </w:r>
+            <w:r>
+              <w:rPr>
+                <w:vertAlign w:val="subscript"/>
+              </w:rPr>
+              <w:t>λλ′</w:t>
+            </w:r>
+            <w:r>
+              <w:t>.</w:t>
             </w:r>
           </w:p>
         </w:tc>
@@ -3909,7 +5941,13 @@
           </w:tcPr>
           <w:p>
             <w:r>
-              <w:t>Explain, referencing Lesson 23, Exercise 10, and Lesson 31, Section 5.1, why a Hermitian field cannot carry a nonzero conserved U(1) charge, and connect this to the photon's electrical neutrality.</w:t>
+              <w:rPr>
+                <w:b/>
+              </w:rPr>
+              <w:t>Extension.</w:t>
+            </w:r>
+            <w:r>
+              <w:t xml:space="preserve"> Explain, referencing Lesson 23, Exercise 10, and Lesson 31, Section 5.1, why a Hermitian field cannot carry a nonzero conserved U(1) charge, and connect this to the photon's electrical neutrality.</w:t>
             </w:r>
           </w:p>
         </w:tc>
@@ -3945,7 +5983,115 @@
           </w:tcPr>
           <w:p>
             <w:r>
-              <w:t>For an amplitude M^μ satisfying the Ward identity k_μM^μ = 0, argue in words why any term in Σ_λε_λ^με_λ^ν proportional to k^μ or k^ν vanishes once contracted with M_μ or M_ν*, motivating the replacement of Section 6.2.</w:t>
+              <w:rPr>
+                <w:b/>
+              </w:rPr>
+              <w:t>Extension.</w:t>
+            </w:r>
+            <w:r>
+              <w:t xml:space="preserve"> For an amplitude M</w:t>
+            </w:r>
+            <w:r>
+              <w:rPr>
+                <w:vertAlign w:val="superscript"/>
+              </w:rPr>
+              <w:t>μ</w:t>
+            </w:r>
+            <w:r>
+              <w:t xml:space="preserve"> satisfying the Ward identity k</w:t>
+            </w:r>
+            <w:r>
+              <w:rPr>
+                <w:vertAlign w:val="subscript"/>
+              </w:rPr>
+              <w:t>μ</w:t>
+            </w:r>
+            <w:r>
+              <w:t>M</w:t>
+            </w:r>
+            <w:r>
+              <w:rPr>
+                <w:vertAlign w:val="superscript"/>
+              </w:rPr>
+              <w:t>μ</w:t>
+            </w:r>
+            <w:r>
+              <w:t xml:space="preserve"> = 0, argue in words why any term in Σ</w:t>
+            </w:r>
+            <w:r>
+              <w:rPr>
+                <w:vertAlign w:val="subscript"/>
+              </w:rPr>
+              <w:t>λ</w:t>
+            </w:r>
+            <w:r>
+              <w:t>ε</w:t>
+            </w:r>
+            <w:r>
+              <w:rPr>
+                <w:vertAlign w:val="subscript"/>
+              </w:rPr>
+              <w:t>λ</w:t>
+            </w:r>
+            <w:r>
+              <w:rPr>
+                <w:vertAlign w:val="superscript"/>
+              </w:rPr>
+              <w:t>μ</w:t>
+            </w:r>
+            <w:r>
+              <w:t>ε</w:t>
+            </w:r>
+            <w:r>
+              <w:rPr>
+                <w:vertAlign w:val="subscript"/>
+              </w:rPr>
+              <w:t>λ</w:t>
+            </w:r>
+            <w:r>
+              <w:rPr>
+                <w:vertAlign w:val="superscript"/>
+              </w:rPr>
+              <w:t>ν</w:t>
+            </w:r>
+            <w:r>
+              <w:t xml:space="preserve"> proportional to k</w:t>
+            </w:r>
+            <w:r>
+              <w:rPr>
+                <w:vertAlign w:val="superscript"/>
+              </w:rPr>
+              <w:t>μ</w:t>
+            </w:r>
+            <w:r>
+              <w:t xml:space="preserve"> or k</w:t>
+            </w:r>
+            <w:r>
+              <w:rPr>
+                <w:vertAlign w:val="superscript"/>
+              </w:rPr>
+              <w:t>ν</w:t>
+            </w:r>
+            <w:r>
+              <w:t xml:space="preserve"> vanishes once contracted with M</w:t>
+            </w:r>
+            <w:r>
+              <w:rPr>
+                <w:vertAlign w:val="subscript"/>
+              </w:rPr>
+              <w:t>μ</w:t>
+            </w:r>
+            <w:r>
+              <w:t xml:space="preserve"> or M</w:t>
+            </w:r>
+            <w:r>
+              <w:rPr>
+                <w:vertAlign w:val="subscript"/>
+              </w:rPr>
+              <w:t>ν*</w:t>
+            </w:r>
+            <w:r>
+              <w:t>, motivating the replacement of Section 6.2.</w:t>
             </w:r>
           </w:p>
         </w:tc>
@@ -3983,7 +6129,124 @@
           </w:tcPr>
           <w:p>
             <w:r>
-              <w:t>Challenge: using Σ_λε_λ^i(k)ε_λ^j(k) = δ^(ij) − k̂^ik̂^j and the four-vector identity −g^μν = diag(1,1,1,1) acting only on spatial indices in this frame convention (that is, −g^(ij) = δ^(ij) for spatial i,j), identify the extra term k̂^ik̂^j that must be shown to drop out for Section 6.2's replacement to hold, and state (without deriving the full four-dimensional Ward identity) what property of a conserved current would be needed to eliminate exactly this term.</w:t>
+              <w:rPr>
+                <w:b/>
+              </w:rPr>
+              <w:t>Challenge.</w:t>
+            </w:r>
+            <w:r>
+              <w:t xml:space="preserve"> Using Σ</w:t>
+            </w:r>
+            <w:r>
+              <w:rPr>
+                <w:vertAlign w:val="subscript"/>
+              </w:rPr>
+              <w:t>λ</w:t>
+            </w:r>
+            <w:r>
+              <w:t>ε</w:t>
+            </w:r>
+            <w:r>
+              <w:rPr>
+                <w:vertAlign w:val="subscript"/>
+              </w:rPr>
+              <w:t>λ</w:t>
+            </w:r>
+            <w:r>
+              <w:rPr>
+                <w:vertAlign w:val="superscript"/>
+              </w:rPr>
+              <w:t>i</w:t>
+            </w:r>
+            <w:r>
+              <w:t>(k)ε</w:t>
+            </w:r>
+            <w:r>
+              <w:rPr>
+                <w:vertAlign w:val="subscript"/>
+              </w:rPr>
+              <w:t>λ</w:t>
+            </w:r>
+            <w:r>
+              <w:rPr>
+                <w:vertAlign w:val="superscript"/>
+              </w:rPr>
+              <w:t>j</w:t>
+            </w:r>
+            <w:r>
+              <w:t>(k) = δ</w:t>
+            </w:r>
+            <w:r>
+              <w:rPr>
+                <w:vertAlign w:val="superscript"/>
+              </w:rPr>
+              <w:t>ij</w:t>
+            </w:r>
+            <w:r>
+              <w:t xml:space="preserve"> − k̂</w:t>
+            </w:r>
+            <w:r>
+              <w:rPr>
+                <w:vertAlign w:val="superscript"/>
+              </w:rPr>
+              <w:t>i</w:t>
+            </w:r>
+            <w:r>
+              <w:t>k̂</w:t>
+            </w:r>
+            <w:r>
+              <w:rPr>
+                <w:vertAlign w:val="superscript"/>
+              </w:rPr>
+              <w:t>j</w:t>
+            </w:r>
+            <w:r>
+              <w:t xml:space="preserve"> and the four-vector identity −g</w:t>
+            </w:r>
+            <w:r>
+              <w:rPr>
+                <w:vertAlign w:val="superscript"/>
+              </w:rPr>
+              <w:t>μν</w:t>
+            </w:r>
+            <w:r>
+              <w:t xml:space="preserve"> = diag(1,1,1,1) acting only on spatial indices in this frame convention (that is, −g</w:t>
+            </w:r>
+            <w:r>
+              <w:rPr>
+                <w:vertAlign w:val="superscript"/>
+              </w:rPr>
+              <w:t>ij</w:t>
+            </w:r>
+            <w:r>
+              <w:t xml:space="preserve"> = δ</w:t>
+            </w:r>
+            <w:r>
+              <w:rPr>
+                <w:vertAlign w:val="superscript"/>
+              </w:rPr>
+              <w:t>ij</w:t>
+            </w:r>
+            <w:r>
+              <w:t xml:space="preserve"> for spatial i,j), identify the extra term k̂</w:t>
+            </w:r>
+            <w:r>
+              <w:rPr>
+                <w:vertAlign w:val="superscript"/>
+              </w:rPr>
+              <w:t>i</w:t>
+            </w:r>
+            <w:r>
+              <w:t>k̂</w:t>
+            </w:r>
+            <w:r>
+              <w:rPr>
+                <w:vertAlign w:val="superscript"/>
+              </w:rPr>
+              <w:t>j</w:t>
+            </w:r>
+            <w:r>
+              <w:t xml:space="preserve"> that must be shown to drop out for Section 6.2's replacement to hold, and state (without deriving the full four-dimensional Ward identity) what property of a conserved current would be needed to eliminate exactly this term.</w:t>
             </w:r>
           </w:p>
         </w:tc>
@@ -4000,15 +6263,9 @@
     <w:p>
       <w:r>
         <w:rPr>
-          <w:b/>
-        </w:rPr>
-        <w:t>1.</w:t>
-      </w:r>
-      <w:r>
-        <w:t xml:space="preserve"> </w:t>
-      </w:r>
-      <w:r>
-        <w:t>F_αβF^αβ = g^(αμ)g^(βν)F_αβF_μν, so ∂(F_αβF^αβ)/∂(∂_0A_ν) = 2F^(αβ)(∂F_αβ/∂(∂_0A_ν)). Since F_αβ = ∂_αA_β − ∂_βA_α, ∂F_αβ/∂(∂_0A_ν) = δ_α^0δ_β^ν − δ_β^0δ_α^ν, so 2F^(αβ)(δ_α^0δ_β^ν−δ_β^0δ_α^ν) = 2F^(0ν) − 2F^(ν0) = 4F^(0ν) (using antisymmetry). So ∂ℒ/∂(∂_0A_ν) = −(1/4)(4F^(0ν)) = −F^(0ν).</w:t>
+          <w:i/>
+        </w:rPr>
+        <w:t>Attempt each exercise before reading its solution. If you are stuck, read only the first sentence of the solution, then try again.</w:t>
       </w:r>
     </w:p>
     <w:p>
@@ -4016,13 +6273,403 @@
         <w:rPr>
           <w:b/>
         </w:rPr>
-        <w:t>2.</w:t>
+        <w:t>1.</w:t>
       </w:r>
       <w:r>
         <w:t xml:space="preserve"> </w:t>
       </w:r>
       <w:r>
-        <w:t>F^(0i) = g^(00)g^(ii)F_(0i) = (1)(−1)F_(0i) = −F_(0i) = −E^i (using F_(0i)=E^i, Lesson 26, Section 6.2). So π^i = −F^(0i) = −(−E^i) = E^i.</w:t>
+        <w:t>F</w:t>
+      </w:r>
+      <w:r>
+        <w:rPr>
+          <w:vertAlign w:val="subscript"/>
+        </w:rPr>
+        <w:t>αβ</w:t>
+      </w:r>
+      <w:r>
+        <w:t>F</w:t>
+      </w:r>
+      <w:r>
+        <w:rPr>
+          <w:vertAlign w:val="superscript"/>
+        </w:rPr>
+        <w:t>αβ</w:t>
+      </w:r>
+      <w:r>
+        <w:t xml:space="preserve"> = g</w:t>
+      </w:r>
+      <w:r>
+        <w:rPr>
+          <w:vertAlign w:val="superscript"/>
+        </w:rPr>
+        <w:t>αμ</w:t>
+      </w:r>
+      <w:r>
+        <w:t>g</w:t>
+      </w:r>
+      <w:r>
+        <w:rPr>
+          <w:vertAlign w:val="superscript"/>
+        </w:rPr>
+        <w:t>βν</w:t>
+      </w:r>
+      <w:r>
+        <w:t>F</w:t>
+      </w:r>
+      <w:r>
+        <w:rPr>
+          <w:vertAlign w:val="subscript"/>
+        </w:rPr>
+        <w:t>αβ</w:t>
+      </w:r>
+      <w:r>
+        <w:t>F</w:t>
+      </w:r>
+      <w:r>
+        <w:rPr>
+          <w:vertAlign w:val="subscript"/>
+        </w:rPr>
+        <w:t>μν</w:t>
+      </w:r>
+      <w:r>
+        <w:t>, so ∂(F</w:t>
+      </w:r>
+      <w:r>
+        <w:rPr>
+          <w:vertAlign w:val="subscript"/>
+        </w:rPr>
+        <w:t>αβ</w:t>
+      </w:r>
+      <w:r>
+        <w:t>F</w:t>
+      </w:r>
+      <w:r>
+        <w:rPr>
+          <w:vertAlign w:val="superscript"/>
+        </w:rPr>
+        <w:t>αβ</w:t>
+      </w:r>
+      <w:r>
+        <w:t>)/∂(∂</w:t>
+      </w:r>
+      <w:r>
+        <w:rPr>
+          <w:vertAlign w:val="subscript"/>
+        </w:rPr>
+        <w:t>0</w:t>
+      </w:r>
+      <w:r>
+        <w:t>A</w:t>
+      </w:r>
+      <w:r>
+        <w:rPr>
+          <w:vertAlign w:val="subscript"/>
+        </w:rPr>
+        <w:t>ν</w:t>
+      </w:r>
+      <w:r>
+        <w:t>) = 2F</w:t>
+      </w:r>
+      <w:r>
+        <w:rPr>
+          <w:vertAlign w:val="superscript"/>
+        </w:rPr>
+        <w:t>αβ</w:t>
+      </w:r>
+      <w:r>
+        <w:t>(∂F</w:t>
+      </w:r>
+      <w:r>
+        <w:rPr>
+          <w:vertAlign w:val="subscript"/>
+        </w:rPr>
+        <w:t>αβ</w:t>
+      </w:r>
+      <w:r>
+        <w:t>/∂(∂</w:t>
+      </w:r>
+      <w:r>
+        <w:rPr>
+          <w:vertAlign w:val="subscript"/>
+        </w:rPr>
+        <w:t>0</w:t>
+      </w:r>
+      <w:r>
+        <w:t>A</w:t>
+      </w:r>
+      <w:r>
+        <w:rPr>
+          <w:vertAlign w:val="subscript"/>
+        </w:rPr>
+        <w:t>ν</w:t>
+      </w:r>
+      <w:r>
+        <w:t>)). Since F</w:t>
+      </w:r>
+      <w:r>
+        <w:rPr>
+          <w:vertAlign w:val="subscript"/>
+        </w:rPr>
+        <w:t>αβ</w:t>
+      </w:r>
+      <w:r>
+        <w:t xml:space="preserve"> = ∂</w:t>
+      </w:r>
+      <w:r>
+        <w:rPr>
+          <w:vertAlign w:val="subscript"/>
+        </w:rPr>
+        <w:t>α</w:t>
+      </w:r>
+      <w:r>
+        <w:t>A</w:t>
+      </w:r>
+      <w:r>
+        <w:rPr>
+          <w:vertAlign w:val="subscript"/>
+        </w:rPr>
+        <w:t>β</w:t>
+      </w:r>
+      <w:r>
+        <w:t xml:space="preserve"> − ∂</w:t>
+      </w:r>
+      <w:r>
+        <w:rPr>
+          <w:vertAlign w:val="subscript"/>
+        </w:rPr>
+        <w:t>β</w:t>
+      </w:r>
+      <w:r>
+        <w:t>A</w:t>
+      </w:r>
+      <w:r>
+        <w:rPr>
+          <w:vertAlign w:val="subscript"/>
+        </w:rPr>
+        <w:t>α</w:t>
+      </w:r>
+      <w:r>
+        <w:t>, ∂F</w:t>
+      </w:r>
+      <w:r>
+        <w:rPr>
+          <w:vertAlign w:val="subscript"/>
+        </w:rPr>
+        <w:t>αβ</w:t>
+      </w:r>
+      <w:r>
+        <w:t>/∂(∂</w:t>
+      </w:r>
+      <w:r>
+        <w:rPr>
+          <w:vertAlign w:val="subscript"/>
+        </w:rPr>
+        <w:t>0</w:t>
+      </w:r>
+      <w:r>
+        <w:t>A</w:t>
+      </w:r>
+      <w:r>
+        <w:rPr>
+          <w:vertAlign w:val="subscript"/>
+        </w:rPr>
+        <w:t>ν</w:t>
+      </w:r>
+      <w:r>
+        <w:t>) = δ</w:t>
+      </w:r>
+      <w:r>
+        <w:rPr>
+          <w:vertAlign w:val="subscript"/>
+        </w:rPr>
+        <w:t>α</w:t>
+      </w:r>
+      <w:r>
+        <w:rPr>
+          <w:vertAlign w:val="superscript"/>
+        </w:rPr>
+        <w:t>0</w:t>
+      </w:r>
+      <w:r>
+        <w:t>δ</w:t>
+      </w:r>
+      <w:r>
+        <w:rPr>
+          <w:vertAlign w:val="subscript"/>
+        </w:rPr>
+        <w:t>β</w:t>
+      </w:r>
+      <w:r>
+        <w:rPr>
+          <w:vertAlign w:val="superscript"/>
+        </w:rPr>
+        <w:t>ν</w:t>
+      </w:r>
+      <w:r>
+        <w:t xml:space="preserve"> − δ</w:t>
+      </w:r>
+      <w:r>
+        <w:rPr>
+          <w:vertAlign w:val="subscript"/>
+        </w:rPr>
+        <w:t>β</w:t>
+      </w:r>
+      <w:r>
+        <w:rPr>
+          <w:vertAlign w:val="superscript"/>
+        </w:rPr>
+        <w:t>0</w:t>
+      </w:r>
+      <w:r>
+        <w:t>δ</w:t>
+      </w:r>
+      <w:r>
+        <w:rPr>
+          <w:vertAlign w:val="subscript"/>
+        </w:rPr>
+        <w:t>α</w:t>
+      </w:r>
+      <w:r>
+        <w:rPr>
+          <w:vertAlign w:val="superscript"/>
+        </w:rPr>
+        <w:t>ν</w:t>
+      </w:r>
+      <w:r>
+        <w:t>, so 2F</w:t>
+      </w:r>
+      <w:r>
+        <w:rPr>
+          <w:vertAlign w:val="superscript"/>
+        </w:rPr>
+        <w:t>αβ</w:t>
+      </w:r>
+      <w:r>
+        <w:t>(δ</w:t>
+      </w:r>
+      <w:r>
+        <w:rPr>
+          <w:vertAlign w:val="subscript"/>
+        </w:rPr>
+        <w:t>α</w:t>
+      </w:r>
+      <w:r>
+        <w:rPr>
+          <w:vertAlign w:val="superscript"/>
+        </w:rPr>
+        <w:t>0</w:t>
+      </w:r>
+      <w:r>
+        <w:t>δ</w:t>
+      </w:r>
+      <w:r>
+        <w:rPr>
+          <w:vertAlign w:val="subscript"/>
+        </w:rPr>
+        <w:t>β</w:t>
+      </w:r>
+      <w:r>
+        <w:rPr>
+          <w:vertAlign w:val="superscript"/>
+        </w:rPr>
+        <w:t>ν</w:t>
+      </w:r>
+      <w:r>
+        <w:t>−δ</w:t>
+      </w:r>
+      <w:r>
+        <w:rPr>
+          <w:vertAlign w:val="subscript"/>
+        </w:rPr>
+        <w:t>β</w:t>
+      </w:r>
+      <w:r>
+        <w:rPr>
+          <w:vertAlign w:val="superscript"/>
+        </w:rPr>
+        <w:t>0</w:t>
+      </w:r>
+      <w:r>
+        <w:t>δ</w:t>
+      </w:r>
+      <w:r>
+        <w:rPr>
+          <w:vertAlign w:val="subscript"/>
+        </w:rPr>
+        <w:t>α</w:t>
+      </w:r>
+      <w:r>
+        <w:rPr>
+          <w:vertAlign w:val="superscript"/>
+        </w:rPr>
+        <w:t>ν</w:t>
+      </w:r>
+      <w:r>
+        <w:t>) = 2F</w:t>
+      </w:r>
+      <w:r>
+        <w:rPr>
+          <w:vertAlign w:val="superscript"/>
+        </w:rPr>
+        <w:t>0ν</w:t>
+      </w:r>
+      <w:r>
+        <w:t xml:space="preserve"> − 2F</w:t>
+      </w:r>
+      <w:r>
+        <w:rPr>
+          <w:vertAlign w:val="superscript"/>
+        </w:rPr>
+        <w:t>ν0</w:t>
+      </w:r>
+      <w:r>
+        <w:t xml:space="preserve"> = 4F</w:t>
+      </w:r>
+      <w:r>
+        <w:rPr>
+          <w:vertAlign w:val="superscript"/>
+        </w:rPr>
+        <w:t>0ν</w:t>
+      </w:r>
+      <w:r>
+        <w:t xml:space="preserve"> (using antisymmetry). So ∂ℒ/∂(∂</w:t>
+      </w:r>
+      <w:r>
+        <w:rPr>
+          <w:vertAlign w:val="subscript"/>
+        </w:rPr>
+        <w:t>0</w:t>
+      </w:r>
+      <w:r>
+        <w:t>A</w:t>
+      </w:r>
+      <w:r>
+        <w:rPr>
+          <w:vertAlign w:val="subscript"/>
+        </w:rPr>
+        <w:t>ν</w:t>
+      </w:r>
+      <w:r>
+        <w:t>) = −(1/4)(4F</w:t>
+      </w:r>
+      <w:r>
+        <w:rPr>
+          <w:vertAlign w:val="superscript"/>
+        </w:rPr>
+        <w:t>0ν</w:t>
+      </w:r>
+      <w:r>
+        <w:t>) = −F</w:t>
+      </w:r>
+      <w:r>
+        <w:rPr>
+          <w:vertAlign w:val="superscript"/>
+        </w:rPr>
+        <w:t>0ν</w:t>
+      </w:r>
+      <w:r>
+        <w:t>.</w:t>
       </w:r>
     </w:p>
     <w:p>
@@ -4030,13 +6677,130 @@
         <w:rPr>
           <w:b/>
         </w:rPr>
-        <w:t>3.</w:t>
+        <w:t>2.</w:t>
       </w:r>
       <w:r>
         <w:t xml:space="preserve"> </w:t>
       </w:r>
       <w:r>
-        <w:t>For A(x) = A(k)e^(ik·x) (a single Fourier mode), ∇·A = ik·A(k)e^(ik·x). Setting this to zero for all x requires k·A(k) = 0.</w:t>
+        <w:t>F</w:t>
+      </w:r>
+      <w:r>
+        <w:rPr>
+          <w:vertAlign w:val="superscript"/>
+        </w:rPr>
+        <w:t>0i</w:t>
+      </w:r>
+      <w:r>
+        <w:t xml:space="preserve"> = g</w:t>
+      </w:r>
+      <w:r>
+        <w:rPr>
+          <w:vertAlign w:val="superscript"/>
+        </w:rPr>
+        <w:t>(00)</w:t>
+      </w:r>
+      <w:r>
+        <w:t>g</w:t>
+      </w:r>
+      <w:r>
+        <w:rPr>
+          <w:vertAlign w:val="superscript"/>
+        </w:rPr>
+        <w:t>ii</w:t>
+      </w:r>
+      <w:r>
+        <w:t>F</w:t>
+      </w:r>
+      <w:r>
+        <w:rPr>
+          <w:vertAlign w:val="subscript"/>
+        </w:rPr>
+        <w:t>0i</w:t>
+      </w:r>
+      <w:r>
+        <w:t xml:space="preserve"> = (1)(−1)F</w:t>
+      </w:r>
+      <w:r>
+        <w:rPr>
+          <w:vertAlign w:val="subscript"/>
+        </w:rPr>
+        <w:t>0i</w:t>
+      </w:r>
+      <w:r>
+        <w:t xml:space="preserve"> = −F</w:t>
+      </w:r>
+      <w:r>
+        <w:rPr>
+          <w:vertAlign w:val="subscript"/>
+        </w:rPr>
+        <w:t>0i</w:t>
+      </w:r>
+      <w:r>
+        <w:t xml:space="preserve"> = −E</w:t>
+      </w:r>
+      <w:r>
+        <w:rPr>
+          <w:vertAlign w:val="superscript"/>
+        </w:rPr>
+        <w:t>i</w:t>
+      </w:r>
+      <w:r>
+        <w:t xml:space="preserve"> (using F</w:t>
+      </w:r>
+      <w:r>
+        <w:rPr>
+          <w:vertAlign w:val="subscript"/>
+        </w:rPr>
+        <w:t>0i</w:t>
+      </w:r>
+      <w:r>
+        <w:t>=E</w:t>
+      </w:r>
+      <w:r>
+        <w:rPr>
+          <w:vertAlign w:val="superscript"/>
+        </w:rPr>
+        <w:t>i</w:t>
+      </w:r>
+      <w:r>
+        <w:t>, Lesson 26, Section 6.2). So π</w:t>
+      </w:r>
+      <w:r>
+        <w:rPr>
+          <w:vertAlign w:val="superscript"/>
+        </w:rPr>
+        <w:t>i</w:t>
+      </w:r>
+      <w:r>
+        <w:t xml:space="preserve"> = −F</w:t>
+      </w:r>
+      <w:r>
+        <w:rPr>
+          <w:vertAlign w:val="superscript"/>
+        </w:rPr>
+        <w:t>0i</w:t>
+      </w:r>
+      <w:r>
+        <w:t xml:space="preserve"> = −(−E</w:t>
+      </w:r>
+      <w:r>
+        <w:rPr>
+          <w:vertAlign w:val="superscript"/>
+        </w:rPr>
+        <w:t>i</w:t>
+      </w:r>
+      <w:r>
+        <w:t>) = E</w:t>
+      </w:r>
+      <w:r>
+        <w:rPr>
+          <w:vertAlign w:val="superscript"/>
+        </w:rPr>
+        <w:t>i</w:t>
+      </w:r>
+      <w:r>
+        <w:t>.</w:t>
       </w:r>
     </w:p>
     <w:p>
@@ -4044,13 +6808,31 @@
         <w:rPr>
           <w:b/>
         </w:rPr>
-        <w:t>4.</w:t>
+        <w:t>3.</w:t>
       </w:r>
       <w:r>
         <w:t xml:space="preserve"> </w:t>
       </w:r>
       <w:r>
-        <w:t>ε_1·k = ŷ·(kx̂) = 0, ε_2·k = ẑ·(kx̂) = 0, ε_1·ε_2 = ŷ·ẑ = 0, ε_1·ε_1=ε_2·ε_2=1, confirming both orthonormality and transversality.</w:t>
+        <w:t>For A(x) = A(k)e</w:t>
+      </w:r>
+      <w:r>
+        <w:rPr>
+          <w:vertAlign w:val="superscript"/>
+        </w:rPr>
+        <w:t>ik·x</w:t>
+      </w:r>
+      <w:r>
+        <w:t xml:space="preserve"> (a single Fourier mode), ∇·A = ik·A(k)e</w:t>
+      </w:r>
+      <w:r>
+        <w:rPr>
+          <w:vertAlign w:val="superscript"/>
+        </w:rPr>
+        <w:t>ik·x</w:t>
+      </w:r>
+      <w:r>
+        <w:t>. Setting this to zero for all x requires k·A(k) = 0.</w:t>
       </w:r>
     </w:p>
     <w:p>
@@ -4058,13 +6840,85 @@
         <w:rPr>
           <w:b/>
         </w:rPr>
-        <w:t>5.</w:t>
+        <w:t>4.</w:t>
       </w:r>
       <w:r>
         <w:t xml:space="preserve"> </w:t>
       </w:r>
       <w:r>
-        <w:t>∇·A^i means ∂_iA^i summed; differentiating the mode expansion brings down a factor ik_i (or −ik_i) from each exponential, giving terms proportional to k·ε_λ(k), which vanish by ε_λ(k)·k=0 for each λ, for every k in the integral, so ∇·A=0 identically.</w:t>
+        <w:t>ε</w:t>
+      </w:r>
+      <w:r>
+        <w:rPr>
+          <w:vertAlign w:val="subscript"/>
+        </w:rPr>
+        <w:t>1</w:t>
+      </w:r>
+      <w:r>
+        <w:t>·k = ŷ·(kx̂) = 0, ε</w:t>
+      </w:r>
+      <w:r>
+        <w:rPr>
+          <w:vertAlign w:val="subscript"/>
+        </w:rPr>
+        <w:t>2</w:t>
+      </w:r>
+      <w:r>
+        <w:t>·k = ẑ·(kx̂) = 0, ε</w:t>
+      </w:r>
+      <w:r>
+        <w:rPr>
+          <w:vertAlign w:val="subscript"/>
+        </w:rPr>
+        <w:t>1</w:t>
+      </w:r>
+      <w:r>
+        <w:t>·ε</w:t>
+      </w:r>
+      <w:r>
+        <w:rPr>
+          <w:vertAlign w:val="subscript"/>
+        </w:rPr>
+        <w:t>2</w:t>
+      </w:r>
+      <w:r>
+        <w:t xml:space="preserve"> = ŷ·ẑ = 0, ε</w:t>
+      </w:r>
+      <w:r>
+        <w:rPr>
+          <w:vertAlign w:val="subscript"/>
+        </w:rPr>
+        <w:t>1</w:t>
+      </w:r>
+      <w:r>
+        <w:t>·ε</w:t>
+      </w:r>
+      <w:r>
+        <w:rPr>
+          <w:vertAlign w:val="subscript"/>
+        </w:rPr>
+        <w:t>1</w:t>
+      </w:r>
+      <w:r>
+        <w:t>=ε</w:t>
+      </w:r>
+      <w:r>
+        <w:rPr>
+          <w:vertAlign w:val="subscript"/>
+        </w:rPr>
+        <w:t>2</w:t>
+      </w:r>
+      <w:r>
+        <w:t>·ε</w:t>
+      </w:r>
+      <w:r>
+        <w:rPr>
+          <w:vertAlign w:val="subscript"/>
+        </w:rPr>
+        <w:t>2</w:t>
+      </w:r>
+      <w:r>
+        <w:t>=1, confirming both orthonormality and transversality.</w:t>
       </w:r>
     </w:p>
     <w:p>
@@ -4072,13 +6926,76 @@
         <w:rPr>
           <w:b/>
         </w:rPr>
-        <w:t>6.</w:t>
+        <w:t>5.</w:t>
       </w:r>
       <w:r>
         <w:t xml:space="preserve"> </w:t>
       </w:r>
       <w:r>
-        <w:t>∂_tA^i brings down ∓iω_k from each exponential: ∂_tA^i = Σ_λ∫d³k/(2π)³(2ω_k)^(−1/2)[−iω_kε_λ^i a e^(−ikx) + iω_kε_λ^i a† e^(ikx)] = Σ_λ∫d³k/(2π)³ i(ω_k/2)^(1/2)[−ε_λ^i a e^(−ikx) + ε_λ^i a† e^(ikx)]. With E = −∂A/∂t, E^i = Σ_λ∫d³k/(2π)³ i(ω_k/2)^(1/2)[ε_λ^i a e^(−ikx) − ε_λ^i a† e^(ikx)], matching Section 3.2.</w:t>
+        <w:t>∇·A</w:t>
+      </w:r>
+      <w:r>
+        <w:rPr>
+          <w:vertAlign w:val="superscript"/>
+        </w:rPr>
+        <w:t>i</w:t>
+      </w:r>
+      <w:r>
+        <w:t xml:space="preserve"> means ∂</w:t>
+      </w:r>
+      <w:r>
+        <w:rPr>
+          <w:vertAlign w:val="subscript"/>
+        </w:rPr>
+        <w:t>i</w:t>
+      </w:r>
+      <w:r>
+        <w:t>A</w:t>
+      </w:r>
+      <w:r>
+        <w:rPr>
+          <w:vertAlign w:val="superscript"/>
+        </w:rPr>
+        <w:t>i</w:t>
+      </w:r>
+      <w:r>
+        <w:t xml:space="preserve"> summed; differentiating the mode expansion brings down a factor ik</w:t>
+      </w:r>
+      <w:r>
+        <w:rPr>
+          <w:vertAlign w:val="subscript"/>
+        </w:rPr>
+        <w:t>i</w:t>
+      </w:r>
+      <w:r>
+        <w:t xml:space="preserve"> (or −ik</w:t>
+      </w:r>
+      <w:r>
+        <w:rPr>
+          <w:vertAlign w:val="subscript"/>
+        </w:rPr>
+        <w:t>i</w:t>
+      </w:r>
+      <w:r>
+        <w:t>) from each exponential, giving terms proportional to k·ε</w:t>
+      </w:r>
+      <w:r>
+        <w:rPr>
+          <w:vertAlign w:val="subscript"/>
+        </w:rPr>
+        <w:t>λ</w:t>
+      </w:r>
+      <w:r>
+        <w:t>(k), which vanish by ε</w:t>
+      </w:r>
+      <w:r>
+        <w:rPr>
+          <w:vertAlign w:val="subscript"/>
+        </w:rPr>
+        <w:t>λ</w:t>
+      </w:r>
+      <w:r>
+        <w:t>(k)·k=0 for each λ, for every k in the integral, so ∇·A=0 identically.</w:t>
       </w:r>
     </w:p>
     <w:p>
@@ -4086,13 +7003,310 @@
         <w:rPr>
           <w:b/>
         </w:rPr>
-        <w:t>7.</w:t>
+        <w:t>6.</w:t>
       </w:r>
       <w:r>
         <w:t xml:space="preserve"> </w:t>
       </w:r>
       <w:r>
-        <w:t>Symmetry: δ^(ij)−k̂^ik̂^j is manifestly symmetric under i↔j, since both δ^(ij) and k̂^ik̂^j are. Trace: Σ_iδ^(ii) − Σ_ik̂^ik̂^i = 3 − 1 = 2, using Σ_ik̂^ik̂^i = |k̂|² = 1. The trace 2 counts the number of transverse directions, the two physical polarizations.</w:t>
+        <w:t>∂</w:t>
+      </w:r>
+      <w:r>
+        <w:rPr>
+          <w:vertAlign w:val="subscript"/>
+        </w:rPr>
+        <w:t>t</w:t>
+      </w:r>
+      <w:r>
+        <w:t>A</w:t>
+      </w:r>
+      <w:r>
+        <w:rPr>
+          <w:vertAlign w:val="superscript"/>
+        </w:rPr>
+        <w:t>i</w:t>
+      </w:r>
+      <w:r>
+        <w:t xml:space="preserve"> brings down ∓iω</w:t>
+      </w:r>
+      <w:r>
+        <w:rPr>
+          <w:vertAlign w:val="subscript"/>
+        </w:rPr>
+        <w:t>k</w:t>
+      </w:r>
+      <w:r>
+        <w:t xml:space="preserve"> from each exponential: ∂</w:t>
+      </w:r>
+      <w:r>
+        <w:rPr>
+          <w:vertAlign w:val="subscript"/>
+        </w:rPr>
+        <w:t>t</w:t>
+      </w:r>
+      <w:r>
+        <w:t>A</w:t>
+      </w:r>
+      <w:r>
+        <w:rPr>
+          <w:vertAlign w:val="superscript"/>
+        </w:rPr>
+        <w:t>i</w:t>
+      </w:r>
+      <w:r>
+        <w:t xml:space="preserve"> = Σ</w:t>
+      </w:r>
+      <w:r>
+        <w:rPr>
+          <w:vertAlign w:val="subscript"/>
+        </w:rPr>
+        <w:t>λ</w:t>
+      </w:r>
+      <w:r>
+        <w:t>∫d³k/(2π)³(2ω</w:t>
+      </w:r>
+      <w:r>
+        <w:rPr>
+          <w:vertAlign w:val="subscript"/>
+        </w:rPr>
+        <w:t>k</w:t>
+      </w:r>
+      <w:r>
+        <w:t>)</w:t>
+      </w:r>
+      <w:r>
+        <w:rPr>
+          <w:vertAlign w:val="superscript"/>
+        </w:rPr>
+        <w:t>−1/2</w:t>
+      </w:r>
+      <w:r>
+        <w:t>[−iω</w:t>
+      </w:r>
+      <w:r>
+        <w:rPr>
+          <w:vertAlign w:val="subscript"/>
+        </w:rPr>
+        <w:t>k</w:t>
+      </w:r>
+      <w:r>
+        <w:t>ε</w:t>
+      </w:r>
+      <w:r>
+        <w:rPr>
+          <w:vertAlign w:val="subscript"/>
+        </w:rPr>
+        <w:t>λ</w:t>
+      </w:r>
+      <w:r>
+        <w:rPr>
+          <w:vertAlign w:val="superscript"/>
+        </w:rPr>
+        <w:t>i</w:t>
+      </w:r>
+      <w:r>
+        <w:t xml:space="preserve"> a e</w:t>
+      </w:r>
+      <w:r>
+        <w:rPr>
+          <w:vertAlign w:val="superscript"/>
+        </w:rPr>
+        <w:t>−ikx</w:t>
+      </w:r>
+      <w:r>
+        <w:t xml:space="preserve"> + iω</w:t>
+      </w:r>
+      <w:r>
+        <w:rPr>
+          <w:vertAlign w:val="subscript"/>
+        </w:rPr>
+        <w:t>k</w:t>
+      </w:r>
+      <w:r>
+        <w:t>ε</w:t>
+      </w:r>
+      <w:r>
+        <w:rPr>
+          <w:vertAlign w:val="subscript"/>
+        </w:rPr>
+        <w:t>λ</w:t>
+      </w:r>
+      <w:r>
+        <w:rPr>
+          <w:vertAlign w:val="superscript"/>
+        </w:rPr>
+        <w:t>i</w:t>
+      </w:r>
+      <w:r>
+        <w:t xml:space="preserve"> a† e</w:t>
+      </w:r>
+      <w:r>
+        <w:rPr>
+          <w:vertAlign w:val="superscript"/>
+        </w:rPr>
+        <w:t>ikx</w:t>
+      </w:r>
+      <w:r>
+        <w:t>] = Σ</w:t>
+      </w:r>
+      <w:r>
+        <w:rPr>
+          <w:vertAlign w:val="subscript"/>
+        </w:rPr>
+        <w:t>λ</w:t>
+      </w:r>
+      <w:r>
+        <w:t>∫d³k/(2π)³ i(ω</w:t>
+      </w:r>
+      <w:r>
+        <w:rPr>
+          <w:vertAlign w:val="subscript"/>
+        </w:rPr>
+        <w:t>k</w:t>
+      </w:r>
+      <w:r>
+        <w:t>/2)</w:t>
+      </w:r>
+      <w:r>
+        <w:rPr>
+          <w:vertAlign w:val="superscript"/>
+        </w:rPr>
+        <w:t>1/2</w:t>
+      </w:r>
+      <w:r>
+        <w:t>[−ε</w:t>
+      </w:r>
+      <w:r>
+        <w:rPr>
+          <w:vertAlign w:val="subscript"/>
+        </w:rPr>
+        <w:t>λ</w:t>
+      </w:r>
+      <w:r>
+        <w:rPr>
+          <w:vertAlign w:val="superscript"/>
+        </w:rPr>
+        <w:t>i</w:t>
+      </w:r>
+      <w:r>
+        <w:t xml:space="preserve"> a e</w:t>
+      </w:r>
+      <w:r>
+        <w:rPr>
+          <w:vertAlign w:val="superscript"/>
+        </w:rPr>
+        <w:t>−ikx</w:t>
+      </w:r>
+      <w:r>
+        <w:t xml:space="preserve"> + ε</w:t>
+      </w:r>
+      <w:r>
+        <w:rPr>
+          <w:vertAlign w:val="subscript"/>
+        </w:rPr>
+        <w:t>λ</w:t>
+      </w:r>
+      <w:r>
+        <w:rPr>
+          <w:vertAlign w:val="superscript"/>
+        </w:rPr>
+        <w:t>i</w:t>
+      </w:r>
+      <w:r>
+        <w:t xml:space="preserve"> a† e</w:t>
+      </w:r>
+      <w:r>
+        <w:rPr>
+          <w:vertAlign w:val="superscript"/>
+        </w:rPr>
+        <w:t>ikx</w:t>
+      </w:r>
+      <w:r>
+        <w:t>]. With E = −∂A/∂t, E</w:t>
+      </w:r>
+      <w:r>
+        <w:rPr>
+          <w:vertAlign w:val="superscript"/>
+        </w:rPr>
+        <w:t>i</w:t>
+      </w:r>
+      <w:r>
+        <w:t xml:space="preserve"> = Σ</w:t>
+      </w:r>
+      <w:r>
+        <w:rPr>
+          <w:vertAlign w:val="subscript"/>
+        </w:rPr>
+        <w:t>λ</w:t>
+      </w:r>
+      <w:r>
+        <w:t>∫d³k/(2π)³ i(ω</w:t>
+      </w:r>
+      <w:r>
+        <w:rPr>
+          <w:vertAlign w:val="subscript"/>
+        </w:rPr>
+        <w:t>k</w:t>
+      </w:r>
+      <w:r>
+        <w:t>/2)</w:t>
+      </w:r>
+      <w:r>
+        <w:rPr>
+          <w:vertAlign w:val="superscript"/>
+        </w:rPr>
+        <w:t>1/2</w:t>
+      </w:r>
+      <w:r>
+        <w:t>[ε</w:t>
+      </w:r>
+      <w:r>
+        <w:rPr>
+          <w:vertAlign w:val="subscript"/>
+        </w:rPr>
+        <w:t>λ</w:t>
+      </w:r>
+      <w:r>
+        <w:rPr>
+          <w:vertAlign w:val="superscript"/>
+        </w:rPr>
+        <w:t>i</w:t>
+      </w:r>
+      <w:r>
+        <w:t xml:space="preserve"> a e</w:t>
+      </w:r>
+      <w:r>
+        <w:rPr>
+          <w:vertAlign w:val="superscript"/>
+        </w:rPr>
+        <w:t>−ikx</w:t>
+      </w:r>
+      <w:r>
+        <w:t xml:space="preserve"> − ε</w:t>
+      </w:r>
+      <w:r>
+        <w:rPr>
+          <w:vertAlign w:val="subscript"/>
+        </w:rPr>
+        <w:t>λ</w:t>
+      </w:r>
+      <w:r>
+        <w:rPr>
+          <w:vertAlign w:val="superscript"/>
+        </w:rPr>
+        <w:t>i</w:t>
+      </w:r>
+      <w:r>
+        <w:t xml:space="preserve"> a† e</w:t>
+      </w:r>
+      <w:r>
+        <w:rPr>
+          <w:vertAlign w:val="superscript"/>
+        </w:rPr>
+        <w:t>ikx</w:t>
+      </w:r>
+      <w:r>
+        <w:t>], matching Section 3.2.</w:t>
       </w:r>
     </w:p>
     <w:p>
@@ -4100,13 +7314,139 @@
         <w:rPr>
           <w:b/>
         </w:rPr>
-        <w:t>8.</w:t>
+        <w:t>7.</w:t>
       </w:r>
       <w:r>
         <w:t xml:space="preserve"> </w:t>
       </w:r>
       <w:r>
-        <w:t>For any unit vector n̂, choose any orthonormal ε_1, ε_2 completing {ε_1,ε_2,n̂} to a basis. The completeness relation for an orthonormal basis of ℝ³ (Lesson 1, Section 3.3, generalized) states Σ over all three basis vectors of their outer products equals the identity: ε_1^iε_1^j + ε_2^iε_2^j + n̂^in̂^j = δ^(ij). Rearranging gives Σ_λε_λ^iε_λ^j = δ^(ij) − n̂^in̂^j, the general form of Section 4.2's identity with k̂ replaced by the arbitrary n̂.</w:t>
+        <w:t>Symmetry: δ</w:t>
+      </w:r>
+      <w:r>
+        <w:rPr>
+          <w:vertAlign w:val="superscript"/>
+        </w:rPr>
+        <w:t>ij</w:t>
+      </w:r>
+      <w:r>
+        <w:t>−k̂</w:t>
+      </w:r>
+      <w:r>
+        <w:rPr>
+          <w:vertAlign w:val="superscript"/>
+        </w:rPr>
+        <w:t>i</w:t>
+      </w:r>
+      <w:r>
+        <w:t>k̂</w:t>
+      </w:r>
+      <w:r>
+        <w:rPr>
+          <w:vertAlign w:val="superscript"/>
+        </w:rPr>
+        <w:t>j</w:t>
+      </w:r>
+      <w:r>
+        <w:t xml:space="preserve"> is manifestly symmetric under i↔j, since both δ</w:t>
+      </w:r>
+      <w:r>
+        <w:rPr>
+          <w:vertAlign w:val="superscript"/>
+        </w:rPr>
+        <w:t>ij</w:t>
+      </w:r>
+      <w:r>
+        <w:t xml:space="preserve"> and k̂</w:t>
+      </w:r>
+      <w:r>
+        <w:rPr>
+          <w:vertAlign w:val="superscript"/>
+        </w:rPr>
+        <w:t>i</w:t>
+      </w:r>
+      <w:r>
+        <w:t>k̂</w:t>
+      </w:r>
+      <w:r>
+        <w:rPr>
+          <w:vertAlign w:val="superscript"/>
+        </w:rPr>
+        <w:t>j</w:t>
+      </w:r>
+      <w:r>
+        <w:t xml:space="preserve"> are. Trace: Σ</w:t>
+      </w:r>
+      <w:r>
+        <w:rPr>
+          <w:vertAlign w:val="subscript"/>
+        </w:rPr>
+        <w:t>i</w:t>
+      </w:r>
+      <w:r>
+        <w:t>δ</w:t>
+      </w:r>
+      <w:r>
+        <w:rPr>
+          <w:vertAlign w:val="superscript"/>
+        </w:rPr>
+        <w:t>ii</w:t>
+      </w:r>
+      <w:r>
+        <w:t xml:space="preserve"> − Σ</w:t>
+      </w:r>
+      <w:r>
+        <w:rPr>
+          <w:vertAlign w:val="subscript"/>
+        </w:rPr>
+        <w:t>i</w:t>
+      </w:r>
+      <w:r>
+        <w:t>k̂</w:t>
+      </w:r>
+      <w:r>
+        <w:rPr>
+          <w:vertAlign w:val="superscript"/>
+        </w:rPr>
+        <w:t>i</w:t>
+      </w:r>
+      <w:r>
+        <w:t>k̂</w:t>
+      </w:r>
+      <w:r>
+        <w:rPr>
+          <w:vertAlign w:val="superscript"/>
+        </w:rPr>
+        <w:t>i</w:t>
+      </w:r>
+      <w:r>
+        <w:t xml:space="preserve"> = 3 − 1 = 2, using Σ</w:t>
+      </w:r>
+      <w:r>
+        <w:rPr>
+          <w:vertAlign w:val="subscript"/>
+        </w:rPr>
+        <w:t>i</w:t>
+      </w:r>
+      <w:r>
+        <w:t>k̂</w:t>
+      </w:r>
+      <w:r>
+        <w:rPr>
+          <w:vertAlign w:val="superscript"/>
+        </w:rPr>
+        <w:t>i</w:t>
+      </w:r>
+      <w:r>
+        <w:t>k̂</w:t>
+      </w:r>
+      <w:r>
+        <w:rPr>
+          <w:vertAlign w:val="superscript"/>
+        </w:rPr>
+        <w:t>i</w:t>
+      </w:r>
+      <w:r>
+        <w:t xml:space="preserve"> = |k̂|² = 1. The trace 2 counts the number of transverse directions, the two physical polarizations.</w:t>
       </w:r>
     </w:p>
     <w:p>
@@ -4114,13 +7454,202 @@
         <w:rPr>
           <w:b/>
         </w:rPr>
-        <w:t>9.</w:t>
+        <w:t>8.</w:t>
       </w:r>
       <w:r>
         <w:t xml:space="preserve"> </w:t>
       </w:r>
       <w:r>
-        <w:t>[A^i(t,x),E^j(t,y)] = Σ_(λ,λ′)∫∫d³kd³k′/(2π)⁶(4ω_kω_k′)^(−1/2) i [ε_λ^i(k)ε_λ′^j(k′)e^(−ikx+ik′y)[a_(k,λ),a_(k′,λ′)†] − ε_λ^i(k)ε_λ′^j(k′)e^(ikx−ik′y)[a_(k,λ)†,a_(k′,λ′)]]. Using the postulated commutator, [a_(k,λ),a_(k′,λ′)†]=(2π)³δ³(k−k′)δ_λλ′ collapses the k′ integral and the λ′ sum, and the second term similarly, giving [A^i,E^j] = i∫d³k/(2π)³Σ_λε_λ^i(k)ε_λ^j(k)e^(ik·(x−y)) (both terms combine with the same sign since one has an extra minus from E's definition, matching Section 4.1's stated result).</w:t>
+        <w:t>For any unit vector n̂, choose any orthonormal ε</w:t>
+      </w:r>
+      <w:r>
+        <w:rPr>
+          <w:vertAlign w:val="subscript"/>
+        </w:rPr>
+        <w:t>1</w:t>
+      </w:r>
+      <w:r>
+        <w:t>, ε</w:t>
+      </w:r>
+      <w:r>
+        <w:rPr>
+          <w:vertAlign w:val="subscript"/>
+        </w:rPr>
+        <w:t>2</w:t>
+      </w:r>
+      <w:r>
+        <w:t xml:space="preserve"> completing {ε</w:t>
+      </w:r>
+      <w:r>
+        <w:rPr>
+          <w:vertAlign w:val="subscript"/>
+        </w:rPr>
+        <w:t>1</w:t>
+      </w:r>
+      <w:r>
+        <w:t>,ε</w:t>
+      </w:r>
+      <w:r>
+        <w:rPr>
+          <w:vertAlign w:val="subscript"/>
+        </w:rPr>
+        <w:t>2</w:t>
+      </w:r>
+      <w:r>
+        <w:t>,n̂} to a basis. The completeness relation for an orthonormal basis of ℝ³ (Lesson 1, Section 3.3, generalized) states Σ over all three basis vectors of their outer products equals the identity: ε</w:t>
+      </w:r>
+      <w:r>
+        <w:rPr>
+          <w:vertAlign w:val="subscript"/>
+        </w:rPr>
+        <w:t>1</w:t>
+      </w:r>
+      <w:r>
+        <w:rPr>
+          <w:vertAlign w:val="superscript"/>
+        </w:rPr>
+        <w:t>i</w:t>
+      </w:r>
+      <w:r>
+        <w:t>ε</w:t>
+      </w:r>
+      <w:r>
+        <w:rPr>
+          <w:vertAlign w:val="subscript"/>
+        </w:rPr>
+        <w:t>1</w:t>
+      </w:r>
+      <w:r>
+        <w:rPr>
+          <w:vertAlign w:val="superscript"/>
+        </w:rPr>
+        <w:t>j</w:t>
+      </w:r>
+      <w:r>
+        <w:t xml:space="preserve"> + ε</w:t>
+      </w:r>
+      <w:r>
+        <w:rPr>
+          <w:vertAlign w:val="subscript"/>
+        </w:rPr>
+        <w:t>2</w:t>
+      </w:r>
+      <w:r>
+        <w:rPr>
+          <w:vertAlign w:val="superscript"/>
+        </w:rPr>
+        <w:t>i</w:t>
+      </w:r>
+      <w:r>
+        <w:t>ε</w:t>
+      </w:r>
+      <w:r>
+        <w:rPr>
+          <w:vertAlign w:val="subscript"/>
+        </w:rPr>
+        <w:t>2</w:t>
+      </w:r>
+      <w:r>
+        <w:rPr>
+          <w:vertAlign w:val="superscript"/>
+        </w:rPr>
+        <w:t>j</w:t>
+      </w:r>
+      <w:r>
+        <w:t xml:space="preserve"> + n̂</w:t>
+      </w:r>
+      <w:r>
+        <w:rPr>
+          <w:vertAlign w:val="superscript"/>
+        </w:rPr>
+        <w:t>i</w:t>
+      </w:r>
+      <w:r>
+        <w:t>n̂</w:t>
+      </w:r>
+      <w:r>
+        <w:rPr>
+          <w:vertAlign w:val="superscript"/>
+        </w:rPr>
+        <w:t>j</w:t>
+      </w:r>
+      <w:r>
+        <w:t xml:space="preserve"> = δ</w:t>
+      </w:r>
+      <w:r>
+        <w:rPr>
+          <w:vertAlign w:val="superscript"/>
+        </w:rPr>
+        <w:t>ij</w:t>
+      </w:r>
+      <w:r>
+        <w:t>. Rearranging gives Σ</w:t>
+      </w:r>
+      <w:r>
+        <w:rPr>
+          <w:vertAlign w:val="subscript"/>
+        </w:rPr>
+        <w:t>λ</w:t>
+      </w:r>
+      <w:r>
+        <w:t>ε</w:t>
+      </w:r>
+      <w:r>
+        <w:rPr>
+          <w:vertAlign w:val="subscript"/>
+        </w:rPr>
+        <w:t>λ</w:t>
+      </w:r>
+      <w:r>
+        <w:rPr>
+          <w:vertAlign w:val="superscript"/>
+        </w:rPr>
+        <w:t>i</w:t>
+      </w:r>
+      <w:r>
+        <w:t>ε</w:t>
+      </w:r>
+      <w:r>
+        <w:rPr>
+          <w:vertAlign w:val="subscript"/>
+        </w:rPr>
+        <w:t>λ</w:t>
+      </w:r>
+      <w:r>
+        <w:rPr>
+          <w:vertAlign w:val="superscript"/>
+        </w:rPr>
+        <w:t>j</w:t>
+      </w:r>
+      <w:r>
+        <w:t xml:space="preserve"> = δ</w:t>
+      </w:r>
+      <w:r>
+        <w:rPr>
+          <w:vertAlign w:val="superscript"/>
+        </w:rPr>
+        <w:t>ij</w:t>
+      </w:r>
+      <w:r>
+        <w:t xml:space="preserve"> − n̂</w:t>
+      </w:r>
+      <w:r>
+        <w:rPr>
+          <w:vertAlign w:val="superscript"/>
+        </w:rPr>
+        <w:t>i</w:t>
+      </w:r>
+      <w:r>
+        <w:t>n̂</w:t>
+      </w:r>
+      <w:r>
+        <w:rPr>
+          <w:vertAlign w:val="superscript"/>
+        </w:rPr>
+        <w:t>j</w:t>
+      </w:r>
+      <w:r>
+        <w:t>, the general form of Section 4.2's identity with k̂ replaced by the arbitrary n̂.</w:t>
       </w:r>
     </w:p>
     <w:p>
@@ -4128,13 +7657,274 @@
         <w:rPr>
           <w:b/>
         </w:rPr>
-        <w:t>10.</w:t>
+        <w:t>9.</w:t>
       </w:r>
       <w:r>
         <w:t xml:space="preserve"> </w:t>
       </w:r>
       <w:r>
-        <w:t>[H,N] involves [a_(k,λ)†a_(k,λ), a_(k′,λ′)†a_(k′,λ′)] for each pair of modes; for the same mode this vanishes trivially (an operator commutes with itself and with the identity), and for different modes both a_(k,λ)†a_(k,λ) and a_(k′,λ′)†a_(k′,λ′) commute with each other since they involve independent, mutually commuting ladder operators (Lesson 34, Section 2.1, applied mode by mode). Since [H,N]=0, N is conserved for the free field: a state with a definite number of photons keeps that number under free time evolution, though Lesson 40's interaction term, built to change particle number, will not commute with N once electrons are coupled in.</w:t>
+        <w:t>[A</w:t>
+      </w:r>
+      <w:r>
+        <w:rPr>
+          <w:vertAlign w:val="superscript"/>
+        </w:rPr>
+        <w:t>i</w:t>
+      </w:r>
+      <w:r>
+        <w:t>(t,x),E</w:t>
+      </w:r>
+      <w:r>
+        <w:rPr>
+          <w:vertAlign w:val="superscript"/>
+        </w:rPr>
+        <w:t>j</w:t>
+      </w:r>
+      <w:r>
+        <w:t>(t,y)] = Σ</w:t>
+      </w:r>
+      <w:r>
+        <w:rPr>
+          <w:vertAlign w:val="subscript"/>
+        </w:rPr>
+        <w:t>λ,λ′</w:t>
+      </w:r>
+      <w:r>
+        <w:t>∫∫d³kd³k′/(2π)⁶(4ω</w:t>
+      </w:r>
+      <w:r>
+        <w:rPr>
+          <w:vertAlign w:val="subscript"/>
+        </w:rPr>
+        <w:t>k</w:t>
+      </w:r>
+      <w:r>
+        <w:t>ω</w:t>
+      </w:r>
+      <w:r>
+        <w:rPr>
+          <w:vertAlign w:val="subscript"/>
+        </w:rPr>
+        <w:t>k′</w:t>
+      </w:r>
+      <w:r>
+        <w:t>)</w:t>
+      </w:r>
+      <w:r>
+        <w:rPr>
+          <w:vertAlign w:val="superscript"/>
+        </w:rPr>
+        <w:t>−1/2</w:t>
+      </w:r>
+      <w:r>
+        <w:t xml:space="preserve"> i [ε</w:t>
+      </w:r>
+      <w:r>
+        <w:rPr>
+          <w:vertAlign w:val="subscript"/>
+        </w:rPr>
+        <w:t>λ</w:t>
+      </w:r>
+      <w:r>
+        <w:rPr>
+          <w:vertAlign w:val="superscript"/>
+        </w:rPr>
+        <w:t>i</w:t>
+      </w:r>
+      <w:r>
+        <w:t>(k)ε</w:t>
+      </w:r>
+      <w:r>
+        <w:rPr>
+          <w:vertAlign w:val="subscript"/>
+        </w:rPr>
+        <w:t>λ′</w:t>
+      </w:r>
+      <w:r>
+        <w:rPr>
+          <w:vertAlign w:val="superscript"/>
+        </w:rPr>
+        <w:t>j</w:t>
+      </w:r>
+      <w:r>
+        <w:t>(k′)e</w:t>
+      </w:r>
+      <w:r>
+        <w:rPr>
+          <w:vertAlign w:val="superscript"/>
+        </w:rPr>
+        <w:t>−ikx+ik′y</w:t>
+      </w:r>
+      <w:r>
+        <w:t>[a</w:t>
+      </w:r>
+      <w:r>
+        <w:rPr>
+          <w:vertAlign w:val="subscript"/>
+        </w:rPr>
+        <w:t>k,λ</w:t>
+      </w:r>
+      <w:r>
+        <w:t>,a</w:t>
+      </w:r>
+      <w:r>
+        <w:rPr>
+          <w:vertAlign w:val="subscript"/>
+        </w:rPr>
+        <w:t>k′,λ′</w:t>
+      </w:r>
+      <w:r>
+        <w:t>†] − ε</w:t>
+      </w:r>
+      <w:r>
+        <w:rPr>
+          <w:vertAlign w:val="subscript"/>
+        </w:rPr>
+        <w:t>λ</w:t>
+      </w:r>
+      <w:r>
+        <w:rPr>
+          <w:vertAlign w:val="superscript"/>
+        </w:rPr>
+        <w:t>i</w:t>
+      </w:r>
+      <w:r>
+        <w:t>(k)ε</w:t>
+      </w:r>
+      <w:r>
+        <w:rPr>
+          <w:vertAlign w:val="subscript"/>
+        </w:rPr>
+        <w:t>λ′</w:t>
+      </w:r>
+      <w:r>
+        <w:rPr>
+          <w:vertAlign w:val="superscript"/>
+        </w:rPr>
+        <w:t>j</w:t>
+      </w:r>
+      <w:r>
+        <w:t>(k′)e</w:t>
+      </w:r>
+      <w:r>
+        <w:rPr>
+          <w:vertAlign w:val="superscript"/>
+        </w:rPr>
+        <w:t>ikx−ik′y</w:t>
+      </w:r>
+      <w:r>
+        <w:t>[a</w:t>
+      </w:r>
+      <w:r>
+        <w:rPr>
+          <w:vertAlign w:val="subscript"/>
+        </w:rPr>
+        <w:t>k,λ</w:t>
+      </w:r>
+      <w:r>
+        <w:t>†,a</w:t>
+      </w:r>
+      <w:r>
+        <w:rPr>
+          <w:vertAlign w:val="subscript"/>
+        </w:rPr>
+        <w:t>k′,λ′</w:t>
+      </w:r>
+      <w:r>
+        <w:t>]]. Using the postulated commutator, [a</w:t>
+      </w:r>
+      <w:r>
+        <w:rPr>
+          <w:vertAlign w:val="subscript"/>
+        </w:rPr>
+        <w:t>k,λ</w:t>
+      </w:r>
+      <w:r>
+        <w:t>,a</w:t>
+      </w:r>
+      <w:r>
+        <w:rPr>
+          <w:vertAlign w:val="subscript"/>
+        </w:rPr>
+        <w:t>k′,λ′</w:t>
+      </w:r>
+      <w:r>
+        <w:t>†]=(2π)³δ³(k−k′)δ</w:t>
+      </w:r>
+      <w:r>
+        <w:rPr>
+          <w:vertAlign w:val="subscript"/>
+        </w:rPr>
+        <w:t>λλ′</w:t>
+      </w:r>
+      <w:r>
+        <w:t xml:space="preserve"> collapses the k′ integral and the λ′ sum, and the second term similarly, giving [A</w:t>
+      </w:r>
+      <w:r>
+        <w:rPr>
+          <w:vertAlign w:val="superscript"/>
+        </w:rPr>
+        <w:t>i</w:t>
+      </w:r>
+      <w:r>
+        <w:t>,E</w:t>
+      </w:r>
+      <w:r>
+        <w:rPr>
+          <w:vertAlign w:val="superscript"/>
+        </w:rPr>
+        <w:t>j</w:t>
+      </w:r>
+      <w:r>
+        <w:t>] = i∫d³k/(2π)³Σ</w:t>
+      </w:r>
+      <w:r>
+        <w:rPr>
+          <w:vertAlign w:val="subscript"/>
+        </w:rPr>
+        <w:t>λ</w:t>
+      </w:r>
+      <w:r>
+        <w:t>ε</w:t>
+      </w:r>
+      <w:r>
+        <w:rPr>
+          <w:vertAlign w:val="subscript"/>
+        </w:rPr>
+        <w:t>λ</w:t>
+      </w:r>
+      <w:r>
+        <w:rPr>
+          <w:vertAlign w:val="superscript"/>
+        </w:rPr>
+        <w:t>i</w:t>
+      </w:r>
+      <w:r>
+        <w:t>(k)ε</w:t>
+      </w:r>
+      <w:r>
+        <w:rPr>
+          <w:vertAlign w:val="subscript"/>
+        </w:rPr>
+        <w:t>λ</w:t>
+      </w:r>
+      <w:r>
+        <w:rPr>
+          <w:vertAlign w:val="superscript"/>
+        </w:rPr>
+        <w:t>j</w:t>
+      </w:r>
+      <w:r>
+        <w:t>(k)e</w:t>
+      </w:r>
+      <w:r>
+        <w:rPr>
+          <w:vertAlign w:val="superscript"/>
+        </w:rPr>
+        <w:t>ik·(x−y)</w:t>
+      </w:r>
+      <w:r>
+        <w:t xml:space="preserve"> (both terms combine with the same sign since one has an extra minus from E's definition, matching Section 4.1's stated result).</w:t>
       </w:r>
     </w:p>
     <w:p>
@@ -4142,13 +7932,85 @@
         <w:rPr>
           <w:b/>
         </w:rPr>
-        <w:t>11.</w:t>
+        <w:t>10.</w:t>
       </w:r>
       <w:r>
         <w:t xml:space="preserve"> </w:t>
       </w:r>
       <w:r>
-        <w:t>⟨k,λ|H|k,λ⟩ = 2ω_k⟨0|a_(k,λ)Ha_(k,λ)†|0⟩/1 (using the normalization |k,λ⟩=√(2ω_k)a_(k,λ)†|0⟩, so ⟨k,λ|H|k,λ⟩ = 2ω_k⟨0|a_(k,λ)Ha_(k,λ)†|0⟩). Using [H,a_(k,λ)†]=ω_ka_(k,λ)† (the same commutator structure as Lesson 34's single oscillator, extended mode by mode) and H|0⟩=0, a_(k,λ)Ha_(k,λ)†|0⟩ = a_(k,λ)[a_(k,λ)†H+ω_ka_(k,λ)†]|0⟩ = ω_ka_(k,λ)a_(k,λ)†|0⟩ = ω_k(2π)³δ³(0)|0⟩ formally, and normalizing correctly (dividing out the same δ³(0) convention used throughout for continuum normalization, as in Lesson 33's one-particle state checks) gives the finite, physical result ⟨k,λ|H|k,λ⟩/⟨k,λ|k,λ⟩ = ω_k, the single-photon energy.</w:t>
+        <w:t>[H,N] involves [a</w:t>
+      </w:r>
+      <w:r>
+        <w:rPr>
+          <w:vertAlign w:val="subscript"/>
+        </w:rPr>
+        <w:t>k,λ</w:t>
+      </w:r>
+      <w:r>
+        <w:t>†a</w:t>
+      </w:r>
+      <w:r>
+        <w:rPr>
+          <w:vertAlign w:val="subscript"/>
+        </w:rPr>
+        <w:t>k,λ</w:t>
+      </w:r>
+      <w:r>
+        <w:t>, a</w:t>
+      </w:r>
+      <w:r>
+        <w:rPr>
+          <w:vertAlign w:val="subscript"/>
+        </w:rPr>
+        <w:t>k′,λ′</w:t>
+      </w:r>
+      <w:r>
+        <w:t>†a</w:t>
+      </w:r>
+      <w:r>
+        <w:rPr>
+          <w:vertAlign w:val="subscript"/>
+        </w:rPr>
+        <w:t>k′,λ′</w:t>
+      </w:r>
+      <w:r>
+        <w:t>] for each pair of modes; for the same mode this vanishes trivially (an operator commutes with itself and with the identity), and for different modes both a</w:t>
+      </w:r>
+      <w:r>
+        <w:rPr>
+          <w:vertAlign w:val="subscript"/>
+        </w:rPr>
+        <w:t>k,λ</w:t>
+      </w:r>
+      <w:r>
+        <w:t>†a</w:t>
+      </w:r>
+      <w:r>
+        <w:rPr>
+          <w:vertAlign w:val="subscript"/>
+        </w:rPr>
+        <w:t>k,λ</w:t>
+      </w:r>
+      <w:r>
+        <w:t xml:space="preserve"> and a</w:t>
+      </w:r>
+      <w:r>
+        <w:rPr>
+          <w:vertAlign w:val="subscript"/>
+        </w:rPr>
+        <w:t>k′,λ′</w:t>
+      </w:r>
+      <w:r>
+        <w:t>†a</w:t>
+      </w:r>
+      <w:r>
+        <w:rPr>
+          <w:vertAlign w:val="subscript"/>
+        </w:rPr>
+        <w:t>k′,λ′</w:t>
+      </w:r>
+      <w:r>
+        <w:t xml:space="preserve"> commute with each other since they involve independent, mutually commuting ladder operators (Lesson 34, Section 2.1, applied mode by mode). Since [H,N]=0, N is conserved for the free field: a state with a definite number of photons keeps that number under free time evolution, though Lesson 40's interaction term, built to change particle number, will not commute with N once electrons are coupled in.</w:t>
       </w:r>
     </w:p>
     <w:p>
@@ -4156,13 +8018,211 @@
         <w:rPr>
           <w:b/>
         </w:rPr>
-        <w:t>12.</w:t>
+        <w:t>11.</w:t>
       </w:r>
       <w:r>
         <w:t xml:space="preserve"> </w:t>
       </w:r>
       <w:r>
-        <w:t>From Lesson 35, Worked example 4, the scalar field's vacuum energy density is Λ⁴/(16π²). The photon field's is twice this, Λ⁴/(8π²). With Λ = 1 GeV = 10⁹ eV, Λ⁴ = 10³⁶ eV⁴, so the density is 10³⁶/(8π²) eV⁴ ≈ 1.27×10³⁴ eV⁴ (a formal, cutoff-dependent number, not a physical prediction, exactly as flagged in Lesson 35).</w:t>
+        <w:t>⟨k,λ|H|k,λ⟩ = 2ω</w:t>
+      </w:r>
+      <w:r>
+        <w:rPr>
+          <w:vertAlign w:val="subscript"/>
+        </w:rPr>
+        <w:t>k</w:t>
+      </w:r>
+      <w:r>
+        <w:t>⟨0|a</w:t>
+      </w:r>
+      <w:r>
+        <w:rPr>
+          <w:vertAlign w:val="subscript"/>
+        </w:rPr>
+        <w:t>k,λ</w:t>
+      </w:r>
+      <w:r>
+        <w:t>Ha</w:t>
+      </w:r>
+      <w:r>
+        <w:rPr>
+          <w:vertAlign w:val="subscript"/>
+        </w:rPr>
+        <w:t>k,λ</w:t>
+      </w:r>
+      <w:r>
+        <w:t>†|0⟩/1 (using the normalization |k,λ⟩=√(2ω</w:t>
+      </w:r>
+      <w:r>
+        <w:rPr>
+          <w:vertAlign w:val="subscript"/>
+        </w:rPr>
+        <w:t>k</w:t>
+      </w:r>
+      <w:r>
+        <w:t>)a</w:t>
+      </w:r>
+      <w:r>
+        <w:rPr>
+          <w:vertAlign w:val="subscript"/>
+        </w:rPr>
+        <w:t>k,λ</w:t>
+      </w:r>
+      <w:r>
+        <w:t>†|0⟩, so ⟨k,λ|H|k,λ⟩ = 2ω</w:t>
+      </w:r>
+      <w:r>
+        <w:rPr>
+          <w:vertAlign w:val="subscript"/>
+        </w:rPr>
+        <w:t>k</w:t>
+      </w:r>
+      <w:r>
+        <w:t>⟨0|a</w:t>
+      </w:r>
+      <w:r>
+        <w:rPr>
+          <w:vertAlign w:val="subscript"/>
+        </w:rPr>
+        <w:t>k,λ</w:t>
+      </w:r>
+      <w:r>
+        <w:t>Ha</w:t>
+      </w:r>
+      <w:r>
+        <w:rPr>
+          <w:vertAlign w:val="subscript"/>
+        </w:rPr>
+        <w:t>k,λ</w:t>
+      </w:r>
+      <w:r>
+        <w:t>†|0⟩). Using [H,a</w:t>
+      </w:r>
+      <w:r>
+        <w:rPr>
+          <w:vertAlign w:val="subscript"/>
+        </w:rPr>
+        <w:t>k,λ</w:t>
+      </w:r>
+      <w:r>
+        <w:t>†]=ω</w:t>
+      </w:r>
+      <w:r>
+        <w:rPr>
+          <w:vertAlign w:val="subscript"/>
+        </w:rPr>
+        <w:t>k</w:t>
+      </w:r>
+      <w:r>
+        <w:t>a</w:t>
+      </w:r>
+      <w:r>
+        <w:rPr>
+          <w:vertAlign w:val="subscript"/>
+        </w:rPr>
+        <w:t>k,λ</w:t>
+      </w:r>
+      <w:r>
+        <w:t>† (the same commutator structure as Lesson 34's single oscillator, extended mode by mode) and H|0⟩=0, a</w:t>
+      </w:r>
+      <w:r>
+        <w:rPr>
+          <w:vertAlign w:val="subscript"/>
+        </w:rPr>
+        <w:t>k,λ</w:t>
+      </w:r>
+      <w:r>
+        <w:t>Ha</w:t>
+      </w:r>
+      <w:r>
+        <w:rPr>
+          <w:vertAlign w:val="subscript"/>
+        </w:rPr>
+        <w:t>k,λ</w:t>
+      </w:r>
+      <w:r>
+        <w:t>†|0⟩ = a</w:t>
+      </w:r>
+      <w:r>
+        <w:rPr>
+          <w:vertAlign w:val="subscript"/>
+        </w:rPr>
+        <w:t>k,λ</w:t>
+      </w:r>
+      <w:r>
+        <w:t>[a</w:t>
+      </w:r>
+      <w:r>
+        <w:rPr>
+          <w:vertAlign w:val="subscript"/>
+        </w:rPr>
+        <w:t>k,λ</w:t>
+      </w:r>
+      <w:r>
+        <w:t>†H+ω</w:t>
+      </w:r>
+      <w:r>
+        <w:rPr>
+          <w:vertAlign w:val="subscript"/>
+        </w:rPr>
+        <w:t>k</w:t>
+      </w:r>
+      <w:r>
+        <w:t>a</w:t>
+      </w:r>
+      <w:r>
+        <w:rPr>
+          <w:vertAlign w:val="subscript"/>
+        </w:rPr>
+        <w:t>k,λ</w:t>
+      </w:r>
+      <w:r>
+        <w:t>†]|0⟩ = ω</w:t>
+      </w:r>
+      <w:r>
+        <w:rPr>
+          <w:vertAlign w:val="subscript"/>
+        </w:rPr>
+        <w:t>k</w:t>
+      </w:r>
+      <w:r>
+        <w:t>a</w:t>
+      </w:r>
+      <w:r>
+        <w:rPr>
+          <w:vertAlign w:val="subscript"/>
+        </w:rPr>
+        <w:t>k,λ</w:t>
+      </w:r>
+      <w:r>
+        <w:t>a</w:t>
+      </w:r>
+      <w:r>
+        <w:rPr>
+          <w:vertAlign w:val="subscript"/>
+        </w:rPr>
+        <w:t>k,λ</w:t>
+      </w:r>
+      <w:r>
+        <w:t>†|0⟩ = ω</w:t>
+      </w:r>
+      <w:r>
+        <w:rPr>
+          <w:vertAlign w:val="subscript"/>
+        </w:rPr>
+        <w:t>k</w:t>
+      </w:r>
+      <w:r>
+        <w:t>(2π)³δ³(0)|0⟩ formally, and normalizing correctly (dividing out the same δ³(0) convention used throughout for continuum normalization, as in Lesson 33's one-particle state checks) gives the finite, physical result ⟨k,λ|H|k,λ⟩/⟨k,λ|k,λ⟩ = ω</w:t>
+      </w:r>
+      <w:r>
+        <w:rPr>
+          <w:vertAlign w:val="subscript"/>
+        </w:rPr>
+        <w:t>k</w:t>
+      </w:r>
+      <w:r>
+        <w:t>, the single-photon energy.</w:t>
       </w:r>
     </w:p>
     <w:p>
@@ -4170,13 +8230,13 @@
         <w:rPr>
           <w:b/>
         </w:rPr>
-        <w:t>13.</w:t>
+        <w:t>12.</w:t>
       </w:r>
       <w:r>
         <w:t xml:space="preserve"> </w:t>
       </w:r>
       <w:r>
-        <w:t>⟨0|A^i(x)|k,λ⟩ = √(2ω_k)⟨0|A^i(x)a_(k,λ)†|0⟩. Only the a_(k′,λ′) term of the mode expansion of A^i contributes, since the a† term would need ⟨0|a_(k′,λ′)†a_(k,λ)†|0⟩=0. So ⟨0|A^i(x)|k,λ⟩ = √(2ω_k)∫d³k′/(2π)³(2ω_k′)^(−1/2)ε_λ′^i(k′)e^(−ik′x)⟨0|a_(k′,λ′)a_(k,λ)†|0⟩. Using ⟨0|a_(k′,λ′)a_(k,λ)†|0⟩=(2π)³δ³(k−k′)δ_λλ′, the k′ integral collapses to k′=k, λ′=λ, giving √(2ω_k)(2ω_k)^(−1/2)ε_λ^i(k)e^(−ikx) = ε_λ^i(k)e^(−ikx).</w:t>
+        <w:t>From Lesson 35, Worked example 4, the scalar field's vacuum energy density is Λ⁴/(16π²). The photon field's is twice this, Λ⁴/(8π²). With Λ = 1 GeV = 10⁹ eV, Λ⁴ = 10³⁶ eV⁴, so the density is 10³⁶/(8π²) eV⁴ ≈ 1.27×10³⁴ eV⁴ (a formal, cutoff-dependent number, not a physical prediction, exactly as flagged in Lesson 35).</w:t>
       </w:r>
     </w:p>
     <w:p>
@@ -4184,13 +8244,265 @@
         <w:rPr>
           <w:b/>
         </w:rPr>
-        <w:t>14.</w:t>
+        <w:t>13.</w:t>
       </w:r>
       <w:r>
         <w:t xml:space="preserve"> </w:t>
       </w:r>
       <w:r>
-        <w:t>A Hermitian field satisfies φ=φ†, but the U(1) transformation associated with a conserved charge acts as φ→e^(iqα)φ for a field of charge q (Lesson 31); demanding φ transform into itself under this (since Hermiticity must be preserved, (e^(iqα)φ)† = e^(−iqα)φ† = e^(−iqα)φ should also equal φ, or more directly, a Hermitian field's own charge current j^μ built from φ alone is forced to vanish unless q=0, by the same real-field argument used in Lesson 18, Exercise 15, and Lesson 23, Exercise 10, for the Klein–Gordon field) forces q=0. The photon field A^μ is Hermitian and therefore carries no electric charge, consistent with observation.</w:t>
+        <w:t>⟨0|A</w:t>
+      </w:r>
+      <w:r>
+        <w:rPr>
+          <w:vertAlign w:val="superscript"/>
+        </w:rPr>
+        <w:t>i</w:t>
+      </w:r>
+      <w:r>
+        <w:t>(x)|k,λ⟩ = √(2ω</w:t>
+      </w:r>
+      <w:r>
+        <w:rPr>
+          <w:vertAlign w:val="subscript"/>
+        </w:rPr>
+        <w:t>k</w:t>
+      </w:r>
+      <w:r>
+        <w:t>)⟨0|A</w:t>
+      </w:r>
+      <w:r>
+        <w:rPr>
+          <w:vertAlign w:val="superscript"/>
+        </w:rPr>
+        <w:t>i</w:t>
+      </w:r>
+      <w:r>
+        <w:t>(x)a</w:t>
+      </w:r>
+      <w:r>
+        <w:rPr>
+          <w:vertAlign w:val="subscript"/>
+        </w:rPr>
+        <w:t>k,λ</w:t>
+      </w:r>
+      <w:r>
+        <w:t>†|0⟩. Only the a</w:t>
+      </w:r>
+      <w:r>
+        <w:rPr>
+          <w:vertAlign w:val="subscript"/>
+        </w:rPr>
+        <w:t>k′,λ′</w:t>
+      </w:r>
+      <w:r>
+        <w:t xml:space="preserve"> term of the mode expansion of A</w:t>
+      </w:r>
+      <w:r>
+        <w:rPr>
+          <w:vertAlign w:val="superscript"/>
+        </w:rPr>
+        <w:t>i</w:t>
+      </w:r>
+      <w:r>
+        <w:t xml:space="preserve"> contributes, since the a† term would need ⟨0|a</w:t>
+      </w:r>
+      <w:r>
+        <w:rPr>
+          <w:vertAlign w:val="subscript"/>
+        </w:rPr>
+        <w:t>k′,λ′</w:t>
+      </w:r>
+      <w:r>
+        <w:t>†a</w:t>
+      </w:r>
+      <w:r>
+        <w:rPr>
+          <w:vertAlign w:val="subscript"/>
+        </w:rPr>
+        <w:t>k,λ</w:t>
+      </w:r>
+      <w:r>
+        <w:t>†|0⟩=0. So ⟨0|A</w:t>
+      </w:r>
+      <w:r>
+        <w:rPr>
+          <w:vertAlign w:val="superscript"/>
+        </w:rPr>
+        <w:t>i</w:t>
+      </w:r>
+      <w:r>
+        <w:t>(x)|k,λ⟩ = √(2ω</w:t>
+      </w:r>
+      <w:r>
+        <w:rPr>
+          <w:vertAlign w:val="subscript"/>
+        </w:rPr>
+        <w:t>k</w:t>
+      </w:r>
+      <w:r>
+        <w:t>)∫d³k′/(2π)³(2ω</w:t>
+      </w:r>
+      <w:r>
+        <w:rPr>
+          <w:vertAlign w:val="subscript"/>
+        </w:rPr>
+        <w:t>k′</w:t>
+      </w:r>
+      <w:r>
+        <w:t>)</w:t>
+      </w:r>
+      <w:r>
+        <w:rPr>
+          <w:vertAlign w:val="superscript"/>
+        </w:rPr>
+        <w:t>−1/2</w:t>
+      </w:r>
+      <w:r>
+        <w:t>ε</w:t>
+      </w:r>
+      <w:r>
+        <w:rPr>
+          <w:vertAlign w:val="subscript"/>
+        </w:rPr>
+        <w:t>λ′</w:t>
+      </w:r>
+      <w:r>
+        <w:rPr>
+          <w:vertAlign w:val="superscript"/>
+        </w:rPr>
+        <w:t>i</w:t>
+      </w:r>
+      <w:r>
+        <w:t>(k′)e</w:t>
+      </w:r>
+      <w:r>
+        <w:rPr>
+          <w:vertAlign w:val="superscript"/>
+        </w:rPr>
+        <w:t>−ik′x</w:t>
+      </w:r>
+      <w:r>
+        <w:t>⟨0|a</w:t>
+      </w:r>
+      <w:r>
+        <w:rPr>
+          <w:vertAlign w:val="subscript"/>
+        </w:rPr>
+        <w:t>k′,λ′</w:t>
+      </w:r>
+      <w:r>
+        <w:t>a</w:t>
+      </w:r>
+      <w:r>
+        <w:rPr>
+          <w:vertAlign w:val="subscript"/>
+        </w:rPr>
+        <w:t>k,λ</w:t>
+      </w:r>
+      <w:r>
+        <w:t>†|0⟩. Using ⟨0|a</w:t>
+      </w:r>
+      <w:r>
+        <w:rPr>
+          <w:vertAlign w:val="subscript"/>
+        </w:rPr>
+        <w:t>k′,λ′</w:t>
+      </w:r>
+      <w:r>
+        <w:t>a</w:t>
+      </w:r>
+      <w:r>
+        <w:rPr>
+          <w:vertAlign w:val="subscript"/>
+        </w:rPr>
+        <w:t>k,λ</w:t>
+      </w:r>
+      <w:r>
+        <w:t>†|0⟩=(2π)³δ³(k−k′)δ</w:t>
+      </w:r>
+      <w:r>
+        <w:rPr>
+          <w:vertAlign w:val="subscript"/>
+        </w:rPr>
+        <w:t>λλ′</w:t>
+      </w:r>
+      <w:r>
+        <w:t>, the k′ integral collapses to k′=k, λ′=λ, giving √(2ω</w:t>
+      </w:r>
+      <w:r>
+        <w:rPr>
+          <w:vertAlign w:val="subscript"/>
+        </w:rPr>
+        <w:t>k</w:t>
+      </w:r>
+      <w:r>
+        <w:t>)(2ω</w:t>
+      </w:r>
+      <w:r>
+        <w:rPr>
+          <w:vertAlign w:val="subscript"/>
+        </w:rPr>
+        <w:t>k</w:t>
+      </w:r>
+      <w:r>
+        <w:t>)</w:t>
+      </w:r>
+      <w:r>
+        <w:rPr>
+          <w:vertAlign w:val="superscript"/>
+        </w:rPr>
+        <w:t>−1/2</w:t>
+      </w:r>
+      <w:r>
+        <w:t>ε</w:t>
+      </w:r>
+      <w:r>
+        <w:rPr>
+          <w:vertAlign w:val="subscript"/>
+        </w:rPr>
+        <w:t>λ</w:t>
+      </w:r>
+      <w:r>
+        <w:rPr>
+          <w:vertAlign w:val="superscript"/>
+        </w:rPr>
+        <w:t>i</w:t>
+      </w:r>
+      <w:r>
+        <w:t>(k)e</w:t>
+      </w:r>
+      <w:r>
+        <w:rPr>
+          <w:vertAlign w:val="superscript"/>
+        </w:rPr>
+        <w:t>−ikx</w:t>
+      </w:r>
+      <w:r>
+        <w:t xml:space="preserve"> = ε</w:t>
+      </w:r>
+      <w:r>
+        <w:rPr>
+          <w:vertAlign w:val="subscript"/>
+        </w:rPr>
+        <w:t>λ</w:t>
+      </w:r>
+      <w:r>
+        <w:rPr>
+          <w:vertAlign w:val="superscript"/>
+        </w:rPr>
+        <w:t>i</w:t>
+      </w:r>
+      <w:r>
+        <w:t>(k)e</w:t>
+      </w:r>
+      <w:r>
+        <w:rPr>
+          <w:vertAlign w:val="superscript"/>
+        </w:rPr>
+        <w:t>−ikx</w:t>
+      </w:r>
+      <w:r>
+        <w:t>.</w:t>
       </w:r>
     </w:p>
     <w:p>
@@ -4198,13 +8510,67 @@
         <w:rPr>
           <w:b/>
         </w:rPr>
-        <w:t>15.</w:t>
+        <w:t>14.</w:t>
       </w:r>
       <w:r>
         <w:t xml:space="preserve"> </w:t>
       </w:r>
       <w:r>
-        <w:t>In words: Section 4.2's identity generalizes to four dimensions as Σ_λε_λ^με_λ^ν = −g^μν + (terms built from k^μ, k^ν, and the fixed time direction singled out by the Coulomb gauge). When this full expression is contracted with M_μ and M_ν* from a matrix element satisfying k_μM^μ=0 (and its conjugate k_νM^ν*=0), every term carrying a factor of k^μ or k^ν vanishes on contraction, leaving only the −g^μν piece to contribute to |Σ_λε_λ^μM_μ|² = Σ_λ|ε_λ·M|², which therefore equals −g^μνM_μM_ν* = M_μM^μ*, justifying the replacement of Section 6.2 for any amplitude built from a conserved current.</w:t>
+        <w:t>A Hermitian field satisfies φ=φ†, but the U(1) transformation associated with a conserved charge acts as φ→e</w:t>
+      </w:r>
+      <w:r>
+        <w:rPr>
+          <w:vertAlign w:val="superscript"/>
+        </w:rPr>
+        <w:t>iqα</w:t>
+      </w:r>
+      <w:r>
+        <w:t>φ for a field of charge q (Lesson 31); demanding φ transform into itself under this (since Hermiticity must be preserved, (e</w:t>
+      </w:r>
+      <w:r>
+        <w:rPr>
+          <w:vertAlign w:val="superscript"/>
+        </w:rPr>
+        <w:t>iqα</w:t>
+      </w:r>
+      <w:r>
+        <w:t>φ)† = e</w:t>
+      </w:r>
+      <w:r>
+        <w:rPr>
+          <w:vertAlign w:val="superscript"/>
+        </w:rPr>
+        <w:t>−iqα</w:t>
+      </w:r>
+      <w:r>
+        <w:t>φ† = e</w:t>
+      </w:r>
+      <w:r>
+        <w:rPr>
+          <w:vertAlign w:val="superscript"/>
+        </w:rPr>
+        <w:t>−iqα</w:t>
+      </w:r>
+      <w:r>
+        <w:t>φ should also equal φ, or more directly, a Hermitian field's own charge current j</w:t>
+      </w:r>
+      <w:r>
+        <w:rPr>
+          <w:vertAlign w:val="superscript"/>
+        </w:rPr>
+        <w:t>μ</w:t>
+      </w:r>
+      <w:r>
+        <w:t xml:space="preserve"> built from φ alone is forced to vanish unless q=0, by the same real-field argument used in Lesson 18, Exercise 15, and Lesson 23, Exercise 10, for the Klein–Gordon field) forces q=0. The photon field A</w:t>
+      </w:r>
+      <w:r>
+        <w:rPr>
+          <w:vertAlign w:val="superscript"/>
+        </w:rPr>
+        <w:t>μ</w:t>
+      </w:r>
+      <w:r>
+        <w:t xml:space="preserve"> is Hermitian and therefore carries no electric charge, consistent with observation.</w:t>
       </w:r>
     </w:p>
     <w:p>
@@ -4212,13 +8578,315 @@
         <w:rPr>
           <w:b/>
         </w:rPr>
+        <w:t>15.</w:t>
+      </w:r>
+      <w:r>
+        <w:t xml:space="preserve"> </w:t>
+      </w:r>
+      <w:r>
+        <w:t>In words: Section 4.2's identity generalizes to four dimensions as Σ</w:t>
+      </w:r>
+      <w:r>
+        <w:rPr>
+          <w:vertAlign w:val="subscript"/>
+        </w:rPr>
+        <w:t>λ</w:t>
+      </w:r>
+      <w:r>
+        <w:t>ε</w:t>
+      </w:r>
+      <w:r>
+        <w:rPr>
+          <w:vertAlign w:val="subscript"/>
+        </w:rPr>
+        <w:t>λ</w:t>
+      </w:r>
+      <w:r>
+        <w:rPr>
+          <w:vertAlign w:val="superscript"/>
+        </w:rPr>
+        <w:t>μ</w:t>
+      </w:r>
+      <w:r>
+        <w:t>ε</w:t>
+      </w:r>
+      <w:r>
+        <w:rPr>
+          <w:vertAlign w:val="subscript"/>
+        </w:rPr>
+        <w:t>λ</w:t>
+      </w:r>
+      <w:r>
+        <w:rPr>
+          <w:vertAlign w:val="superscript"/>
+        </w:rPr>
+        <w:t>ν</w:t>
+      </w:r>
+      <w:r>
+        <w:t xml:space="preserve"> = −g</w:t>
+      </w:r>
+      <w:r>
+        <w:rPr>
+          <w:vertAlign w:val="superscript"/>
+        </w:rPr>
+        <w:t>μν</w:t>
+      </w:r>
+      <w:r>
+        <w:t xml:space="preserve"> + (terms built from k</w:t>
+      </w:r>
+      <w:r>
+        <w:rPr>
+          <w:vertAlign w:val="superscript"/>
+        </w:rPr>
+        <w:t>μ</w:t>
+      </w:r>
+      <w:r>
+        <w:t>, k</w:t>
+      </w:r>
+      <w:r>
+        <w:rPr>
+          <w:vertAlign w:val="superscript"/>
+        </w:rPr>
+        <w:t>ν</w:t>
+      </w:r>
+      <w:r>
+        <w:t>, and the fixed time direction singled out by the Coulomb gauge). When this full expression is contracted with M</w:t>
+      </w:r>
+      <w:r>
+        <w:rPr>
+          <w:vertAlign w:val="subscript"/>
+        </w:rPr>
+        <w:t>μ</w:t>
+      </w:r>
+      <w:r>
+        <w:t xml:space="preserve"> and M</w:t>
+      </w:r>
+      <w:r>
+        <w:rPr>
+          <w:vertAlign w:val="subscript"/>
+        </w:rPr>
+        <w:t>ν*</w:t>
+      </w:r>
+      <w:r>
+        <w:t xml:space="preserve"> from a matrix element satisfying k</w:t>
+      </w:r>
+      <w:r>
+        <w:rPr>
+          <w:vertAlign w:val="subscript"/>
+        </w:rPr>
+        <w:t>μ</w:t>
+      </w:r>
+      <w:r>
+        <w:t>M</w:t>
+      </w:r>
+      <w:r>
+        <w:rPr>
+          <w:vertAlign w:val="superscript"/>
+        </w:rPr>
+        <w:t>μ</w:t>
+      </w:r>
+      <w:r>
+        <w:t>=0 (and its conjugate k</w:t>
+      </w:r>
+      <w:r>
+        <w:rPr>
+          <w:vertAlign w:val="subscript"/>
+        </w:rPr>
+        <w:t>ν</w:t>
+      </w:r>
+      <w:r>
+        <w:t>M</w:t>
+      </w:r>
+      <w:r>
+        <w:rPr>
+          <w:vertAlign w:val="superscript"/>
+        </w:rPr>
+        <w:t>ν*</w:t>
+      </w:r>
+      <w:r>
+        <w:t>=0), every term carrying a factor of k</w:t>
+      </w:r>
+      <w:r>
+        <w:rPr>
+          <w:vertAlign w:val="superscript"/>
+        </w:rPr>
+        <w:t>μ</w:t>
+      </w:r>
+      <w:r>
+        <w:t xml:space="preserve"> or k</w:t>
+      </w:r>
+      <w:r>
+        <w:rPr>
+          <w:vertAlign w:val="superscript"/>
+        </w:rPr>
+        <w:t>ν</w:t>
+      </w:r>
+      <w:r>
+        <w:t xml:space="preserve"> vanishes on contraction, leaving only the −g</w:t>
+      </w:r>
+      <w:r>
+        <w:rPr>
+          <w:vertAlign w:val="superscript"/>
+        </w:rPr>
+        <w:t>μν</w:t>
+      </w:r>
+      <w:r>
+        <w:t xml:space="preserve"> piece to contribute to |Σ</w:t>
+      </w:r>
+      <w:r>
+        <w:rPr>
+          <w:vertAlign w:val="subscript"/>
+        </w:rPr>
+        <w:t>λ</w:t>
+      </w:r>
+      <w:r>
+        <w:t>ε</w:t>
+      </w:r>
+      <w:r>
+        <w:rPr>
+          <w:vertAlign w:val="subscript"/>
+        </w:rPr>
+        <w:t>λ</w:t>
+      </w:r>
+      <w:r>
+        <w:rPr>
+          <w:vertAlign w:val="superscript"/>
+        </w:rPr>
+        <w:t>μ</w:t>
+      </w:r>
+      <w:r>
+        <w:t>M</w:t>
+      </w:r>
+      <w:r>
+        <w:rPr>
+          <w:vertAlign w:val="subscript"/>
+        </w:rPr>
+        <w:t>μ</w:t>
+      </w:r>
+      <w:r>
+        <w:t>|² = Σ</w:t>
+      </w:r>
+      <w:r>
+        <w:rPr>
+          <w:vertAlign w:val="subscript"/>
+        </w:rPr>
+        <w:t>λ</w:t>
+      </w:r>
+      <w:r>
+        <w:t>|ε</w:t>
+      </w:r>
+      <w:r>
+        <w:rPr>
+          <w:vertAlign w:val="subscript"/>
+        </w:rPr>
+        <w:t>λ</w:t>
+      </w:r>
+      <w:r>
+        <w:t>·M|², which therefore equals −g</w:t>
+      </w:r>
+      <w:r>
+        <w:rPr>
+          <w:vertAlign w:val="superscript"/>
+        </w:rPr>
+        <w:t>μν</w:t>
+      </w:r>
+      <w:r>
+        <w:t>M</w:t>
+      </w:r>
+      <w:r>
+        <w:rPr>
+          <w:vertAlign w:val="subscript"/>
+        </w:rPr>
+        <w:t>μ</w:t>
+      </w:r>
+      <w:r>
+        <w:t>M</w:t>
+      </w:r>
+      <w:r>
+        <w:rPr>
+          <w:vertAlign w:val="subscript"/>
+        </w:rPr>
+        <w:t>ν*</w:t>
+      </w:r>
+      <w:r>
+        <w:t xml:space="preserve"> = M</w:t>
+      </w:r>
+      <w:r>
+        <w:rPr>
+          <w:vertAlign w:val="subscript"/>
+        </w:rPr>
+        <w:t>μ</w:t>
+      </w:r>
+      <w:r>
+        <w:t>M</w:t>
+      </w:r>
+      <w:r>
+        <w:rPr>
+          <w:vertAlign w:val="superscript"/>
+        </w:rPr>
+        <w:t>μ*</w:t>
+      </w:r>
+      <w:r>
+        <w:t>, justifying the replacement of Section 6.2 for any amplitude built from a conserved current.</w:t>
+      </w:r>
+    </w:p>
+    <w:p>
+      <w:r>
+        <w:rPr>
+          <w:b/>
+        </w:rPr>
         <w:t>16.</w:t>
       </w:r>
       <w:r>
         <w:t xml:space="preserve"> </w:t>
       </w:r>
       <w:r>
-        <w:t>The extra term to be shown to drop out is k̂^ik̂^j (or its four-dimensional, frame-dependent generalization built from k^μ and the preferred time direction of the Coulomb gauge). For it to vanish upon contraction with the rest of a physical amplitude, the amplitude must satisfy the Ward identity, k_μM^μ(k) = 0: the current to which the photon couples must be conserved, so that any piece of the polarization sum proportional to the photon's own momentum contracts to zero against the amplitude, the property (established in general only in Lesson 72, but already used implicitly for the classical current of Lesson 24) that removes the gauge-dependent, unphysical part of the polarization sum from every physical prediction.</w:t>
+        <w:t>The extra term to be shown to drop out is k̂</w:t>
+      </w:r>
+      <w:r>
+        <w:rPr>
+          <w:vertAlign w:val="superscript"/>
+        </w:rPr>
+        <w:t>i</w:t>
+      </w:r>
+      <w:r>
+        <w:t>k̂</w:t>
+      </w:r>
+      <w:r>
+        <w:rPr>
+          <w:vertAlign w:val="superscript"/>
+        </w:rPr>
+        <w:t>j</w:t>
+      </w:r>
+      <w:r>
+        <w:t xml:space="preserve"> (or its four-dimensional, frame-dependent generalization built from k</w:t>
+      </w:r>
+      <w:r>
+        <w:rPr>
+          <w:vertAlign w:val="superscript"/>
+        </w:rPr>
+        <w:t>μ</w:t>
+      </w:r>
+      <w:r>
+        <w:t xml:space="preserve"> and the preferred time direction of the Coulomb gauge). For it to vanish upon contraction with the rest of a physical amplitude, the amplitude must satisfy the Ward identity, k</w:t>
+      </w:r>
+      <w:r>
+        <w:rPr>
+          <w:vertAlign w:val="subscript"/>
+        </w:rPr>
+        <w:t>μ</w:t>
+      </w:r>
+      <w:r>
+        <w:t>M</w:t>
+      </w:r>
+      <w:r>
+        <w:rPr>
+          <w:vertAlign w:val="superscript"/>
+        </w:rPr>
+        <w:t>μ</w:t>
+      </w:r>
+      <w:r>
+        <w:t>(k) = 0: the current to which the photon couples must be conserved, so that any piece of the polarization sum proportional to the photon's own momentum contracts to zero against the amplitude, the property (established in general only in Lesson 72, but already used implicitly for the classical current of Lesson 24) that removes the gauge-dependent, unphysical part of the polarization sum from every physical prediction.</w:t>
       </w:r>
     </w:p>
     <w:p>
@@ -4226,71 +8894,12 @@
         <w:pStyle w:val="Heading2"/>
       </w:pPr>
       <w:r>
-        <w:t>Mastery checklist</w:t>
+        <w:t>Mastery check</w:t>
       </w:r>
     </w:p>
     <w:p>
-      <w:pPr>
-        <w:pStyle w:val="ListBullet"/>
-      </w:pPr>
-      <w:r>
-        <w:t>I can show that π⁰ vanishes for the electromagnetic Lagrangian and explain why this blocks naive canonical quantization.</w:t>
-      </w:r>
-    </w:p>
-    <w:p>
-      <w:pPr>
-        <w:pStyle w:val="ListBullet"/>
-      </w:pPr>
-      <w:r>
-        <w:t>I can state the Coulomb gauge condition and count the resulting physical degrees of freedom.</w:t>
-      </w:r>
-    </w:p>
-    <w:p>
-      <w:pPr>
-        <w:pStyle w:val="ListBullet"/>
-      </w:pPr>
-      <w:r>
-        <w:t>I can write the mode expansion of the transverse vector potential and its conjugate electric field in terms of polarization vectors and ladder operators.</w:t>
-      </w:r>
-    </w:p>
-    <w:p>
-      <w:pPr>
-        <w:pStyle w:val="ListBullet"/>
-      </w:pPr>
-      <w:r>
-        <w:t>I can state the photon commutation relations and derive the transverse-delta-function form of the field commutator from them.</w:t>
-      </w:r>
-    </w:p>
-    <w:p>
-      <w:pPr>
-        <w:pStyle w:val="ListBullet"/>
-      </w:pPr>
-      <w:r>
-        <w:t>I can compute the photon Hamiltonian and relate its vacuum energy to the factor of two in the electromagnetic Casimir force.</w:t>
-      </w:r>
-    </w:p>
-    <w:p>
-      <w:pPr>
-        <w:pStyle w:val="ListBullet"/>
-      </w:pPr>
-      <w:r>
-        <w:t>I can write the one-photon matrix element of the field and explain its role as an external-line factor.</w:t>
-      </w:r>
-    </w:p>
-    <w:p>
-      <w:pPr>
-        <w:pStyle w:val="ListBullet"/>
-      </w:pPr>
-      <w:r>
-        <w:t>I can explain why the photon is its own antiparticle, using the same reasoning applied earlier to the real Klein–Gordon field.</w:t>
-      </w:r>
-    </w:p>
-    <w:p>
-      <w:pPr>
-        <w:pStyle w:val="ListBullet"/>
-      </w:pPr>
-      <w:r>
-        <w:t>I can state the polarization sum replacement Σε_λ^με_λ^ν → −g^μν and explain, at least qualitatively, what property of an amplitude justifies it.</w:t>
+      <w:r>
+        <w:t>Before moving on, do the Core exercises without looking at the solutions and state this lesson's main result from memory. If both go smoothly, continue; if not, reread the sections the missed exercises cite.</w:t>
       </w:r>
     </w:p>
     <w:p>
@@ -4303,7 +8912,16 @@
     </w:p>
     <w:p>
       <w:r>
-        <w:t>Part VI turns to QED itself. Lesson 39 asks what happens when the global phase freedom of the Dirac field, ψ → e^(iqα)ψ, is promoted to a transformation that varies from point to point, and finds that consistency forces the introduction of exactly the field quantized in this lesson, coupled in the way anticipated since Lesson 5.</w:t>
+        <w:t>Part VI turns to QED itself. Lesson 39 asks what happens when the global phase freedom of the Dirac field, ψ → e</w:t>
+      </w:r>
+      <w:r>
+        <w:rPr>
+          <w:vertAlign w:val="superscript"/>
+        </w:rPr>
+        <w:t>iqα</w:t>
+      </w:r>
+      <w:r>
+        <w:t>ψ, is promoted to a transformation that varies from point to point, and finds that consistency forces the introduction of exactly the field quantized in this lesson, coupled in the way anticipated since Lesson 5.</w:t>
       </w:r>
     </w:p>
     <w:sectPr>
@@ -4342,7 +8960,7 @@
         <w:color w:val="5A5A5A"/>
         <w:sz w:val="16"/>
       </w:rPr>
-      <w:t>QED Course   Lesson 38</w:t>
+      <w:t>A QED Course   Lesson 38</w:t>
     </w:r>
   </w:p>
 </w:hdr>
